--- a/project/documents/trademark/ReportOaRecd.docx
+++ b/project/documents/trademark/ReportOaRecd.docx
@@ -1,105 +1,112 @@
 
 <file path=word/document.xml><?xml version="1.0" encoding="utf-8"?>
-<w:document xmlns:wpc="http://schemas.microsoft.com/office/word/2010/wordprocessingCanvas" xmlns:mc="http://schemas.openxmlformats.org/markup-compatibility/2006" xmlns:o="urn:schemas-microsoft-com:office:office" xmlns:r="http://schemas.openxmlformats.org/officeDocument/2006/relationships" xmlns:m="http://schemas.openxmlformats.org/officeDocument/2006/math" xmlns:v="urn:schemas-microsoft-com:vml" xmlns:wp14="http://schemas.microsoft.com/office/word/2010/wordprocessingDrawing" xmlns:wp="http://schemas.openxmlformats.org/drawingml/2006/wordprocessingDrawing" xmlns:w10="urn:schemas-microsoft-com:office:word" xmlns:w="http://schemas.openxmlformats.org/wordprocessingml/2006/main" xmlns:w14="http://schemas.microsoft.com/office/word/2010/wordml" xmlns:w15="http://schemas.microsoft.com/office/word/2012/wordml" xmlns:wpg="http://schemas.microsoft.com/office/word/2010/wordprocessingGroup" xmlns:wpi="http://schemas.microsoft.com/office/word/2010/wordprocessingInk" xmlns:wne="http://schemas.microsoft.com/office/word/2006/wordml" xmlns:wps="http://schemas.microsoft.com/office/word/2010/wordprocessingShape" mc:Ignorable="w14 w15 wp14">
+<w:document xmlns:wpc="http://schemas.microsoft.com/office/word/2010/wordprocessingCanvas" xmlns:cx="http://schemas.microsoft.com/office/drawing/2014/chartex" xmlns:cx1="http://schemas.microsoft.com/office/drawing/2015/9/8/chartex" xmlns:cx2="http://schemas.microsoft.com/office/drawing/2015/10/21/chartex" xmlns:cx3="http://schemas.microsoft.com/office/drawing/2016/5/9/chartex" xmlns:cx4="http://schemas.microsoft.com/office/drawing/2016/5/10/chartex" xmlns:cx5="http://schemas.microsoft.com/office/drawing/2016/5/11/chartex" xmlns:cx6="http://schemas.microsoft.com/office/drawing/2016/5/12/chartex" xmlns:cx7="http://schemas.microsoft.com/office/drawing/2016/5/13/chartex" xmlns:cx8="http://schemas.microsoft.com/office/drawing/2016/5/14/chartex" xmlns:mc="http://schemas.openxmlformats.org/markup-compatibility/2006" xmlns:aink="http://schemas.microsoft.com/office/drawing/2016/ink" xmlns:am3d="http://schemas.microsoft.com/office/drawing/2017/model3d" xmlns:o="urn:schemas-microsoft-com:office:office" xmlns:oel="http://schemas.microsoft.com/office/2019/extlst" xmlns:r="http://schemas.openxmlformats.org/officeDocument/2006/relationships" xmlns:m="http://schemas.openxmlformats.org/officeDocument/2006/math" xmlns:v="urn:schemas-microsoft-com:vml" xmlns:wp14="http://schemas.microsoft.com/office/word/2010/wordprocessingDrawing" xmlns:wp="http://schemas.openxmlformats.org/drawingml/2006/wordprocessingDrawing" xmlns:w10="urn:schemas-microsoft-com:office:word" xmlns:w="http://schemas.openxmlformats.org/wordprocessingml/2006/main" xmlns:w14="http://schemas.microsoft.com/office/word/2010/wordml" xmlns:w15="http://schemas.microsoft.com/office/word/2012/wordml" xmlns:w16cex="http://schemas.microsoft.com/office/word/2018/wordml/cex" xmlns:w16cid="http://schemas.microsoft.com/office/word/2016/wordml/cid" xmlns:w16="http://schemas.microsoft.com/office/word/2018/wordml" xmlns:w16sdtdh="http://schemas.microsoft.com/office/word/2020/wordml/sdtdatahash" xmlns:w16se="http://schemas.microsoft.com/office/word/2015/wordml/symex" xmlns:wpg="http://schemas.microsoft.com/office/word/2010/wordprocessingGroup" xmlns:wpi="http://schemas.microsoft.com/office/word/2010/wordprocessingInk" xmlns:wne="http://schemas.microsoft.com/office/word/2006/wordml" xmlns:wps="http://schemas.microsoft.com/office/word/2010/wordprocessingShape" mc:Ignorable="w14 w15 w16se w16cid w16 w16cex w16sdtdh wp14">
   <w:body>
     <w:p>
-      <w:pPr>
-        <w:rPr>
-          <w:rFonts w:asciiTheme="minorHAnsi" w:hAnsiTheme="minorHAnsi"/>
-          <w:sz w:val="22"/>
-          <w:szCs w:val="22"/>
-        </w:rPr>
-      </w:pPr>
-      <w:bookmarkStart w:id="0" w:name="_GoBack"/>
-      <w:bookmarkEnd w:id="0"/>
-      <w:r>
-        <w:rPr>
-          <w:rFonts w:asciiTheme="minorHAnsi" w:hAnsiTheme="minorHAnsi"/>
-          <w:sz w:val="22"/>
-          <w:szCs w:val="22"/>
-        </w:rPr>
-        <w:t>@title@: U.S. @MarkType@ Reg. No. @TM</w:t>
-      </w:r>
-      <w:r>
-        <w:rPr>
-          <w:rFonts w:asciiTheme="minorHAnsi" w:hAnsiTheme="minorHAnsi"/>
-          <w:sz w:val="22"/>
-          <w:szCs w:val="22"/>
-        </w:rPr>
-        <w:t>App</w:t>
-      </w:r>
-      <w:r>
-        <w:rPr>
-          <w:rFonts w:asciiTheme="minorHAnsi" w:hAnsiTheme="minorHAnsi"/>
-          <w:sz w:val="22"/>
-          <w:szCs w:val="22"/>
-        </w:rPr>
-        <w:t xml:space="preserve">No@ - </w:t>
-      </w:r>
-      <w:r>
-        <w:rPr>
-          <w:rFonts w:asciiTheme="minorHAnsi" w:hAnsiTheme="minorHAnsi"/>
-          <w:sz w:val="22"/>
-          <w:szCs w:val="22"/>
-        </w:rPr>
-        <w:t>Office Action</w:t>
-      </w:r>
-      <w:r>
-        <w:rPr>
-          <w:rFonts w:asciiTheme="minorHAnsi" w:hAnsiTheme="minorHAnsi"/>
-          <w:sz w:val="22"/>
-          <w:szCs w:val="22"/>
-        </w:rPr>
-        <w:t xml:space="preserve"> </w:t>
-      </w:r>
-      <w:r>
-        <w:rPr>
-          <w:rFonts w:asciiTheme="minorHAnsi" w:hAnsiTheme="minorHAnsi"/>
-          <w:sz w:val="22"/>
-          <w:szCs w:val="22"/>
-        </w:rPr>
-        <w:t xml:space="preserve">Received </w:t>
-      </w:r>
-      <w:r>
-        <w:rPr>
-          <w:rFonts w:asciiTheme="minorHAnsi" w:hAnsiTheme="minorHAnsi"/>
-          <w:sz w:val="22"/>
-          <w:szCs w:val="22"/>
-        </w:rPr>
-        <w:t xml:space="preserve">- </w:t>
-      </w:r>
-      <w:r>
-        <w:rPr>
-          <w:rFonts w:asciiTheme="minorHAnsi" w:hAnsiTheme="minorHAnsi"/>
-          <w:sz w:val="22"/>
-          <w:szCs w:val="22"/>
-        </w:rPr>
-        <w:t>@orgName@ Ref. No.</w:t>
-      </w:r>
-      <w:r>
-        <w:rPr>
-          <w:rFonts w:asciiTheme="minorHAnsi" w:hAnsiTheme="minorHAnsi"/>
-          <w:sz w:val="22"/>
-          <w:szCs w:val="22"/>
-        </w:rPr>
-        <w:t xml:space="preserve"> </w:t>
-      </w:r>
-      <w:r>
-        <w:rPr>
-          <w:rFonts w:asciiTheme="minorHAnsi" w:hAnsiTheme="minorHAnsi"/>
-          <w:bCs/>
-          <w:sz w:val="22"/>
-          <w:szCs w:val="22"/>
-        </w:rPr>
-        <w:t>@clientRefNo@</w:t>
-      </w:r>
-      <w:r>
-        <w:rPr>
-          <w:rFonts w:asciiTheme="minorHAnsi" w:hAnsiTheme="minorHAnsi"/>
-          <w:sz w:val="22"/>
-          <w:szCs w:val="22"/>
-        </w:rPr>
-        <w:t xml:space="preserve"> / SLW Ref. No. @matterNo@</w:t>
+      <w:r>
+        <w:t xml:space="preserve">Subject line:  </w:t>
+      </w:r>
+      <w:r>
+        <w:t>&lt;&lt;This.title&gt;&gt;</w:t>
+      </w:r>
+      <w:r>
+        <w:t>:  &lt;&lt;matterCountryName&gt;&gt;</w:t>
+      </w:r>
+      <w:r>
+        <w:t xml:space="preserve"> &lt;&lt;This.MarkType&gt;&gt; Application No. &lt;&lt;This.serialNo&gt;&gt;</w:t>
+      </w:r>
+      <w:r>
+        <w:t xml:space="preserve"> - </w:t>
+      </w:r>
+      <w:r>
+        <w:t>Notice of Change of US Counsel</w:t>
+      </w:r>
+      <w:r>
+        <w:t xml:space="preserve"> - </w:t>
+      </w:r>
+      <w:r>
+        <w:t>&lt;&lt;This.orgName&gt;&gt;</w:t>
+      </w:r>
+      <w:r>
+        <w:t xml:space="preserve">: </w:t>
+      </w:r>
+      <w:r>
+        <w:t xml:space="preserve"> &lt;&lt;This.clientRefNo&gt;&gt;</w:t>
+      </w:r>
+      <w:r>
+        <w:t xml:space="preserve"> / </w:t>
+      </w:r>
+      <w:r>
+        <w:t>SLW Ref. No. &lt;&lt;This.matterNo&gt;&gt;</w:t>
+      </w:r>
+    </w:p>
+    <w:p/>
+    <w:p/>
+    <w:p/>
+    <w:p/>
+    <w:p/>
+    <w:p>
+      <w:r>
+        <w:t xml:space="preserve">SCHWEGMAN, LUNDBERG &amp; WOESSNER, P.A. </w:t>
+      </w:r>
+    </w:p>
+    <w:p/>
+    <w:p>
+      <w:r>
+        <w:t>&lt;&lt;This.WAName&gt;&gt; &lt;&lt;This.WAPhone&gt;&gt;</w:t>
+      </w:r>
+    </w:p>
+    <w:p>
+      <w:r>
+        <w:t>&lt;&lt;This.WAEmail&gt;&gt;</w:t>
+      </w:r>
+    </w:p>
+    <w:p/>
+    <w:p>
+      <w:r>
+        <w:t>&lt;&lt;This.paraName&gt;&gt; &lt;&lt;This.paraPhone&gt;&gt;</w:t>
+      </w:r>
+    </w:p>
+    <w:p>
+      <w:r>
+        <w:t>&lt;&lt;This.paraEmail&gt;&gt;</w:t>
+      </w:r>
+    </w:p>
+    <w:p/>
+    <w:p>
+      <w:r>
+        <w:t>Re:   &lt;&lt;This.orgName&gt;&gt;</w:t>
+      </w:r>
+      <w:r>
+        <w:t xml:space="preserve">: </w:t>
+      </w:r>
+      <w:r>
+        <w:t xml:space="preserve"> &lt;&lt;This.clientRefNo&gt;&gt; - SLW Ref. No. &lt;&lt;This.matterNo&gt;&gt;</w:t>
+      </w:r>
+    </w:p>
+    <w:p>
+      <w:r>
+        <w:tab/>
+      </w:r>
+      <w:r>
+        <w:t>&lt;&lt;matterCountryName&gt;</w:t>
+      </w:r>
+      <w:proofErr w:type="gramStart"/>
+      <w:r>
+        <w:t>&gt;</w:t>
+      </w:r>
+      <w:r>
+        <w:t xml:space="preserve">  &lt;&lt;This.MarkType</w:t>
+      </w:r>
+      <w:proofErr w:type="gramEnd"/>
+      <w:r>
+        <w:t>&gt;&gt; Application No. &lt;&lt;This.serialNo&gt;&gt;</w:t>
+      </w:r>
+    </w:p>
+    <w:p>
+      <w:r>
+        <w:tab/>
+        <w:t>Mark: &lt;&lt;This.title&gt;&gt;</w:t>
       </w:r>
     </w:p>
     <w:p>
@@ -121,10 +128,20 @@
         </w:tabs>
         <w:rPr>
           <w:rFonts w:asciiTheme="minorHAnsi" w:hAnsiTheme="minorHAnsi" w:cs="Dutch801 Rm BT"/>
-          <w:sz w:val="22"/>
-          <w:szCs w:val="22"/>
-        </w:rPr>
-      </w:pPr>
+          <w:b/>
+          <w:sz w:val="22"/>
+          <w:szCs w:val="22"/>
+        </w:rPr>
+      </w:pPr>
+      <w:r>
+        <w:rPr>
+          <w:rFonts w:asciiTheme="minorHAnsi" w:hAnsiTheme="minorHAnsi" w:cs="Dutch801 Rm BT"/>
+          <w:b/>
+          <w:sz w:val="22"/>
+          <w:szCs w:val="22"/>
+        </w:rPr>
+        <w:t>Owner:</w:t>
+      </w:r>
     </w:p>
     <w:p>
       <w:pPr>
@@ -133,19 +150,33 @@
         </w:tabs>
         <w:rPr>
           <w:rFonts w:asciiTheme="minorHAnsi" w:hAnsiTheme="minorHAnsi" w:cs="Dutch801 Rm BT"/>
-          <w:b/>
-          <w:sz w:val="22"/>
-          <w:szCs w:val="22"/>
-        </w:rPr>
-      </w:pPr>
-      <w:r>
-        <w:rPr>
-          <w:rFonts w:asciiTheme="minorHAnsi" w:hAnsiTheme="minorHAnsi" w:cs="Dutch801 Rm BT"/>
-          <w:b/>
-          <w:sz w:val="22"/>
-          <w:szCs w:val="22"/>
-        </w:rPr>
-        <w:t>&lt;b&gt;SCHWEGMAN LUNDBERG &amp; WOESSNER, P.A.&lt;/b&gt;&lt;br&gt;&lt;br&gt;</w:t>
+          <w:sz w:val="22"/>
+          <w:szCs w:val="22"/>
+        </w:rPr>
+      </w:pPr>
+      <w:r>
+        <w:rPr>
+          <w:rFonts w:asciiTheme="minorHAnsi" w:hAnsiTheme="minorHAnsi" w:cs="Dutch801 Rm BT"/>
+          <w:sz w:val="22"/>
+          <w:szCs w:val="22"/>
+        </w:rPr>
+        <w:t>&lt;&lt;</w:t>
+      </w:r>
+      <w:r>
+        <w:rPr>
+          <w:rFonts w:asciiTheme="minorHAnsi" w:hAnsiTheme="minorHAnsi" w:cs="Dutch801 Rm BT"/>
+          <w:sz w:val="22"/>
+          <w:szCs w:val="22"/>
+        </w:rPr>
+        <w:t>address1</w:t>
+      </w:r>
+      <w:r>
+        <w:rPr>
+          <w:rFonts w:asciiTheme="minorHAnsi" w:hAnsiTheme="minorHAnsi" w:cs="Dutch801 Rm BT"/>
+          <w:sz w:val="22"/>
+          <w:szCs w:val="22"/>
+        </w:rPr>
+        <w:t>&gt;&gt;</w:t>
       </w:r>
     </w:p>
     <w:p>
@@ -155,12 +186,34 @@
         </w:tabs>
         <w:rPr>
           <w:rFonts w:asciiTheme="minorHAnsi" w:hAnsiTheme="minorHAnsi" w:cs="Dutch801 Rm BT"/>
-          <w:b/>
-          <w:bCs/>
-          <w:sz w:val="22"/>
-          <w:szCs w:val="22"/>
-        </w:rPr>
-      </w:pPr>
+          <w:sz w:val="22"/>
+          <w:szCs w:val="22"/>
+        </w:rPr>
+      </w:pPr>
+      <w:r>
+        <w:rPr>
+          <w:rFonts w:asciiTheme="minorHAnsi" w:hAnsiTheme="minorHAnsi" w:cs="Dutch801 Rm BT"/>
+          <w:sz w:val="22"/>
+          <w:szCs w:val="22"/>
+        </w:rPr>
+        <w:t>&lt;&lt;</w:t>
+      </w:r>
+      <w:r>
+        <w:rPr>
+          <w:rFonts w:asciiTheme="minorHAnsi" w:hAnsiTheme="minorHAnsi" w:cs="Dutch801 Rm BT"/>
+          <w:sz w:val="22"/>
+          <w:szCs w:val="22"/>
+        </w:rPr>
+        <w:t>address2</w:t>
+      </w:r>
+      <w:r>
+        <w:rPr>
+          <w:rFonts w:asciiTheme="minorHAnsi" w:hAnsiTheme="minorHAnsi" w:cs="Dutch801 Rm BT"/>
+          <w:sz w:val="22"/>
+          <w:szCs w:val="22"/>
+        </w:rPr>
+        <w:t>&gt;&gt;</w:t>
+      </w:r>
     </w:p>
     <w:p>
       <w:pPr>
@@ -169,29 +222,33 @@
         </w:tabs>
         <w:rPr>
           <w:rFonts w:asciiTheme="minorHAnsi" w:hAnsiTheme="minorHAnsi" w:cs="Dutch801 Rm BT"/>
-          <w:bCs/>
-          <w:sz w:val="22"/>
-          <w:szCs w:val="22"/>
-        </w:rPr>
-      </w:pPr>
-      <w:r>
-        <w:rPr>
-          <w:rFonts w:asciiTheme="minorHAnsi" w:hAnsiTheme="minorHAnsi" w:cs="Dutch801 Rm BT"/>
-          <w:bCs/>
-          <w:sz w:val="22"/>
-          <w:szCs w:val="22"/>
-        </w:rPr>
-        <w:t>@WAName@ @WAPhone@&amp;nbsp;&amp;nbsp;</w:t>
-      </w:r>
-      <w:r>
-        <w:rPr>
-          <w:rFonts w:asciiTheme="minorHAnsi" w:hAnsiTheme="minorHAnsi" w:cs="Dutch801 Rm BT"/>
-          <w:bCs/>
-          <w:sz w:val="22"/>
-          <w:szCs w:val="22"/>
-        </w:rPr>
-        <w:tab/>
-        <w:t>@WAEmail@&lt;br&gt;</w:t>
+          <w:sz w:val="22"/>
+          <w:szCs w:val="22"/>
+        </w:rPr>
+      </w:pPr>
+      <w:r>
+        <w:rPr>
+          <w:rFonts w:asciiTheme="minorHAnsi" w:hAnsiTheme="minorHAnsi" w:cs="Dutch801 Rm BT"/>
+          <w:sz w:val="22"/>
+          <w:szCs w:val="22"/>
+        </w:rPr>
+        <w:t>&lt;&lt;</w:t>
+      </w:r>
+      <w:r>
+        <w:rPr>
+          <w:rFonts w:asciiTheme="minorHAnsi" w:hAnsiTheme="minorHAnsi" w:cs="Dutch801 Rm BT"/>
+          <w:sz w:val="22"/>
+          <w:szCs w:val="22"/>
+        </w:rPr>
+        <w:t>address3</w:t>
+      </w:r>
+      <w:r>
+        <w:rPr>
+          <w:rFonts w:asciiTheme="minorHAnsi" w:hAnsiTheme="minorHAnsi" w:cs="Dutch801 Rm BT"/>
+          <w:sz w:val="22"/>
+          <w:szCs w:val="22"/>
+        </w:rPr>
+        <w:t>&gt;&gt;</w:t>
       </w:r>
     </w:p>
     <w:p>
@@ -201,29 +258,33 @@
         </w:tabs>
         <w:rPr>
           <w:rFonts w:asciiTheme="minorHAnsi" w:hAnsiTheme="minorHAnsi" w:cs="Dutch801 Rm BT"/>
-          <w:bCs/>
-          <w:sz w:val="22"/>
-          <w:szCs w:val="22"/>
-        </w:rPr>
-      </w:pPr>
-      <w:r>
-        <w:rPr>
-          <w:rFonts w:asciiTheme="minorHAnsi" w:hAnsiTheme="minorHAnsi" w:cs="Dutch801 Rm BT"/>
-          <w:bCs/>
-          <w:sz w:val="22"/>
-          <w:szCs w:val="22"/>
-        </w:rPr>
-        <w:t>@paraName@ @paraPhone@</w:t>
-      </w:r>
-      <w:r>
-        <w:rPr>
-          <w:rFonts w:asciiTheme="minorHAnsi" w:hAnsiTheme="minorHAnsi" w:cs="Dutch801 Rm BT"/>
-          <w:bCs/>
-          <w:sz w:val="22"/>
-          <w:szCs w:val="22"/>
-        </w:rPr>
-        <w:tab/>
-        <w:t>@paraEmail@&lt;br&gt;&lt;br&gt;&lt;br&gt;</w:t>
+          <w:sz w:val="22"/>
+          <w:szCs w:val="22"/>
+        </w:rPr>
+      </w:pPr>
+      <w:r>
+        <w:rPr>
+          <w:rFonts w:asciiTheme="minorHAnsi" w:hAnsiTheme="minorHAnsi" w:cs="Dutch801 Rm BT"/>
+          <w:sz w:val="22"/>
+          <w:szCs w:val="22"/>
+        </w:rPr>
+        <w:t>&lt;&lt;</w:t>
+      </w:r>
+      <w:r>
+        <w:rPr>
+          <w:rFonts w:asciiTheme="minorHAnsi" w:hAnsiTheme="minorHAnsi" w:cs="Dutch801 Rm BT"/>
+          <w:sz w:val="22"/>
+          <w:szCs w:val="22"/>
+        </w:rPr>
+        <w:t>citystatezip</w:t>
+      </w:r>
+      <w:r>
+        <w:rPr>
+          <w:rFonts w:asciiTheme="minorHAnsi" w:hAnsiTheme="minorHAnsi" w:cs="Dutch801 Rm BT"/>
+          <w:sz w:val="22"/>
+          <w:szCs w:val="22"/>
+        </w:rPr>
+        <w:t>&gt;&gt;</w:t>
       </w:r>
     </w:p>
     <w:p>
@@ -233,7 +294,6 @@
         </w:tabs>
         <w:rPr>
           <w:rFonts w:asciiTheme="minorHAnsi" w:hAnsiTheme="minorHAnsi" w:cs="Dutch801 Rm BT"/>
-          <w:bCs/>
           <w:sz w:val="22"/>
           <w:szCs w:val="22"/>
         </w:rPr>
@@ -246,11 +306,47 @@
         </w:tabs>
         <w:rPr>
           <w:rFonts w:asciiTheme="minorHAnsi" w:hAnsiTheme="minorHAnsi" w:cs="Dutch801 Rm BT"/>
+          <w:b/>
           <w:bCs/>
           <w:sz w:val="22"/>
           <w:szCs w:val="22"/>
         </w:rPr>
       </w:pPr>
+      <w:r>
+        <w:rPr>
+          <w:rFonts w:asciiTheme="minorHAnsi" w:hAnsiTheme="minorHAnsi" w:cs="Dutch801 Rm BT"/>
+          <w:b/>
+          <w:bCs/>
+          <w:sz w:val="22"/>
+          <w:szCs w:val="22"/>
+        </w:rPr>
+        <w:t xml:space="preserve">Legal Entity Type: </w:t>
+      </w:r>
+      <w:r>
+        <w:rPr>
+          <w:rFonts w:asciiTheme="minorHAnsi" w:hAnsiTheme="minorHAnsi" w:cs="Dutch801 Rm BT"/>
+          <w:bCs/>
+          <w:sz w:val="22"/>
+          <w:szCs w:val="22"/>
+        </w:rPr>
+        <w:t>&lt;&lt;</w:t>
+      </w:r>
+      <w:r>
+        <w:rPr>
+          <w:rFonts w:asciiTheme="minorHAnsi" w:hAnsiTheme="minorHAnsi" w:cs="Dutch801 Rm BT"/>
+          <w:sz w:val="22"/>
+          <w:szCs w:val="22"/>
+        </w:rPr>
+        <w:t>lglType</w:t>
+      </w:r>
+      <w:r>
+        <w:rPr>
+          <w:rFonts w:asciiTheme="minorHAnsi" w:hAnsiTheme="minorHAnsi" w:cs="Dutch801 Rm BT"/>
+          <w:sz w:val="22"/>
+          <w:szCs w:val="22"/>
+        </w:rPr>
+        <w:t>&gt;&gt;</w:t>
+      </w:r>
     </w:p>
     <w:p>
       <w:pPr>
@@ -259,30 +355,10 @@
         </w:tabs>
         <w:rPr>
           <w:rFonts w:asciiTheme="minorHAnsi" w:hAnsiTheme="minorHAnsi" w:cs="Dutch801 Rm BT"/>
-          <w:bCs/>
-          <w:sz w:val="22"/>
-          <w:szCs w:val="22"/>
-        </w:rPr>
-      </w:pPr>
-      <w:r>
-        <w:rPr>
-          <w:rFonts w:asciiTheme="minorHAnsi" w:hAnsiTheme="minorHAnsi" w:cs="Dutch801 Rm BT"/>
-          <w:bCs/>
-          <w:sz w:val="22"/>
-          <w:szCs w:val="22"/>
-        </w:rPr>
-        <w:t>Re:</w:t>
-      </w:r>
-      <w:r>
-        <w:rPr>
-          <w:rFonts w:asciiTheme="minorHAnsi" w:hAnsiTheme="minorHAnsi" w:cs="Dutch801 Rm BT"/>
-          <w:bCs/>
-          <w:sz w:val="22"/>
-          <w:szCs w:val="22"/>
-        </w:rPr>
-        <w:tab/>
-        <w:t>@orgName@ @clientRefNo@</w:t>
-      </w:r>
+          <w:sz w:val="22"/>
+          <w:szCs w:val="22"/>
+        </w:rPr>
+      </w:pPr>
       <w:r>
         <w:rPr>
           <w:rFonts w:asciiTheme="minorHAnsi" w:hAnsiTheme="minorHAnsi" w:cs="Dutch801 Rm BT"/>
@@ -291,16 +367,31 @@
           <w:sz w:val="22"/>
           <w:szCs w:val="22"/>
         </w:rPr>
-        <w:t xml:space="preserve"> -</w:t>
-      </w:r>
-      <w:r>
-        <w:rPr>
-          <w:rFonts w:asciiTheme="minorHAnsi" w:hAnsiTheme="minorHAnsi" w:cs="Dutch801 Rm BT"/>
-          <w:bCs/>
-          <w:sz w:val="22"/>
-          <w:szCs w:val="22"/>
-        </w:rPr>
-        <w:t xml:space="preserve"> SLW Ref. No. @matterNo@&lt;br&gt;</w:t>
+        <w:t xml:space="preserve">State or Country of Incorporation: </w:t>
+      </w:r>
+      <w:r>
+        <w:rPr>
+          <w:rFonts w:asciiTheme="minorHAnsi" w:hAnsiTheme="minorHAnsi" w:cs="Dutch801 Rm BT"/>
+          <w:sz w:val="22"/>
+          <w:szCs w:val="22"/>
+        </w:rPr>
+        <w:t>&lt;&lt;</w:t>
+      </w:r>
+      <w:r>
+        <w:rPr>
+          <w:rFonts w:asciiTheme="minorHAnsi" w:hAnsiTheme="minorHAnsi" w:cs="Dutch801 Rm BT"/>
+          <w:sz w:val="22"/>
+          <w:szCs w:val="22"/>
+        </w:rPr>
+        <w:t>StateInc</w:t>
+      </w:r>
+      <w:r>
+        <w:rPr>
+          <w:rFonts w:asciiTheme="minorHAnsi" w:hAnsiTheme="minorHAnsi" w:cs="Dutch801 Rm BT"/>
+          <w:sz w:val="22"/>
+          <w:szCs w:val="22"/>
+        </w:rPr>
+        <w:t>&gt;&gt;</w:t>
       </w:r>
     </w:p>
     <w:p>
@@ -309,7 +400,33 @@
           <w:tab w:val="left" w:pos="-1440"/>
         </w:tabs>
         <w:rPr>
-          <w:rFonts w:asciiTheme="minorHAnsi" w:hAnsiTheme="minorHAnsi" w:cs="Dutch801 Rm BT"/>
+          <w:rFonts w:asciiTheme="minorHAnsi" w:hAnsiTheme="minorHAnsi"/>
+          <w:sz w:val="22"/>
+          <w:szCs w:val="22"/>
+        </w:rPr>
+      </w:pPr>
+    </w:p>
+    <w:p>
+      <w:pPr>
+        <w:rPr>
+          <w:rFonts w:asciiTheme="minorHAnsi" w:hAnsiTheme="minorHAnsi"/>
+          <w:sz w:val="22"/>
+          <w:szCs w:val="22"/>
+        </w:rPr>
+      </w:pPr>
+      <w:r>
+        <w:rPr>
+          <w:rFonts w:asciiTheme="minorHAnsi" w:hAnsiTheme="minorHAnsi"/>
+          <w:sz w:val="22"/>
+          <w:szCs w:val="22"/>
+        </w:rPr>
+        <w:t>__________________________________________________________________________________</w:t>
+      </w:r>
+    </w:p>
+    <w:p>
+      <w:pPr>
+        <w:rPr>
+          <w:rFonts w:asciiTheme="minorHAnsi" w:hAnsiTheme="minorHAnsi"/>
           <w:bCs/>
           <w:sz w:val="22"/>
           <w:szCs w:val="22"/>
@@ -317,13 +434,210 @@
       </w:pPr>
       <w:r>
         <w:rPr>
-          <w:rFonts w:asciiTheme="minorHAnsi" w:hAnsiTheme="minorHAnsi" w:cs="Dutch801 Rm BT"/>
+          <w:rFonts w:asciiTheme="minorHAnsi" w:hAnsiTheme="minorHAnsi"/>
+          <w:b/>
+          <w:sz w:val="22"/>
+          <w:szCs w:val="22"/>
+        </w:rPr>
+        <w:t>ACTION REPORTED:</w:t>
+      </w:r>
+      <w:r>
+        <w:rPr>
+          <w:rFonts w:asciiTheme="minorHAnsi" w:hAnsiTheme="minorHAnsi"/>
+          <w:b/>
           <w:bCs/>
           <w:sz w:val="22"/>
           <w:szCs w:val="22"/>
         </w:rPr>
-        <w:tab/>
-        <w:t>U.S. @MarkType@ Reg. No.: @TMRegNo@&lt;br&gt;</w:t>
+        <w:t xml:space="preserve"> </w:t>
+      </w:r>
+      <w:r>
+        <w:rPr>
+          <w:rFonts w:asciiTheme="minorHAnsi" w:hAnsiTheme="minorHAnsi"/>
+          <w:bCs/>
+          <w:sz w:val="22"/>
+          <w:szCs w:val="22"/>
+        </w:rPr>
+        <w:t>&lt;&lt;action&gt;&gt;</w:t>
+      </w:r>
+      <w:r>
+        <w:rPr>
+          <w:rFonts w:asciiTheme="minorHAnsi" w:hAnsiTheme="minorHAnsi"/>
+          <w:bCs/>
+          <w:sz w:val="22"/>
+          <w:szCs w:val="22"/>
+        </w:rPr>
+        <w:t xml:space="preserve"> </w:t>
+      </w:r>
+    </w:p>
+    <w:p>
+      <w:pPr>
+        <w:rPr>
+          <w:rFonts w:asciiTheme="minorHAnsi" w:hAnsiTheme="minorHAnsi"/>
+          <w:sz w:val="22"/>
+          <w:szCs w:val="22"/>
+          <w:u w:val="single"/>
+        </w:rPr>
+      </w:pPr>
+    </w:p>
+    <w:p>
+      <w:pPr>
+        <w:rPr>
+          <w:rFonts w:asciiTheme="minorHAnsi" w:hAnsiTheme="minorHAnsi"/>
+          <w:b/>
+          <w:sz w:val="22"/>
+          <w:szCs w:val="22"/>
+        </w:rPr>
+      </w:pPr>
+      <w:r>
+        <w:rPr>
+          <w:rFonts w:asciiTheme="minorHAnsi" w:hAnsiTheme="minorHAnsi"/>
+          <w:b/>
+          <w:sz w:val="22"/>
+          <w:szCs w:val="22"/>
+        </w:rPr>
+        <w:t>GOODS/SERVICES IN THIS APPLICATION</w:t>
+      </w:r>
+      <w:r>
+        <w:rPr>
+          <w:rFonts w:asciiTheme="minorHAnsi" w:hAnsiTheme="minorHAnsi"/>
+          <w:b/>
+          <w:sz w:val="22"/>
+          <w:szCs w:val="22"/>
+        </w:rPr>
+        <w:t>:</w:t>
+      </w:r>
+    </w:p>
+    <w:p>
+      <w:pPr>
+        <w:rPr>
+          <w:rFonts w:asciiTheme="minorHAnsi" w:hAnsiTheme="minorHAnsi"/>
+          <w:bCs/>
+          <w:sz w:val="22"/>
+          <w:szCs w:val="22"/>
+        </w:rPr>
+      </w:pPr>
+      <w:r>
+        <w:rPr>
+          <w:rFonts w:asciiTheme="minorHAnsi" w:hAnsiTheme="minorHAnsi"/>
+          <w:bCs/>
+          <w:sz w:val="22"/>
+          <w:szCs w:val="22"/>
+        </w:rPr>
+        <w:t xml:space="preserve">Class Code/Description - </w:t>
+      </w:r>
+      <w:r>
+        <w:rPr>
+          <w:rFonts w:asciiTheme="minorHAnsi" w:hAnsiTheme="minorHAnsi"/>
+          <w:bCs/>
+          <w:sz w:val="22"/>
+          <w:szCs w:val="22"/>
+        </w:rPr>
+        <w:t>&lt;&lt;</w:t>
+      </w:r>
+      <w:r>
+        <w:rPr>
+          <w:rFonts w:asciiTheme="minorHAnsi" w:hAnsiTheme="minorHAnsi"/>
+          <w:bCs/>
+          <w:sz w:val="22"/>
+          <w:szCs w:val="22"/>
+        </w:rPr>
+        <w:t>classCode</w:t>
+      </w:r>
+      <w:r>
+        <w:rPr>
+          <w:rFonts w:asciiTheme="minorHAnsi" w:hAnsiTheme="minorHAnsi"/>
+          <w:bCs/>
+          <w:sz w:val="22"/>
+          <w:szCs w:val="22"/>
+        </w:rPr>
+        <w:t>&gt;&gt;</w:t>
+      </w:r>
+      <w:r>
+        <w:rPr>
+          <w:rFonts w:asciiTheme="minorHAnsi" w:hAnsiTheme="minorHAnsi"/>
+          <w:bCs/>
+          <w:sz w:val="22"/>
+          <w:szCs w:val="22"/>
+        </w:rPr>
+        <w:t xml:space="preserve">/ </w:t>
+      </w:r>
+      <w:r>
+        <w:rPr>
+          <w:rFonts w:asciiTheme="minorHAnsi" w:hAnsiTheme="minorHAnsi"/>
+          <w:bCs/>
+          <w:sz w:val="22"/>
+          <w:szCs w:val="22"/>
+        </w:rPr>
+        <w:t>&lt;&lt;</w:t>
+      </w:r>
+      <w:r>
+        <w:rPr>
+          <w:rFonts w:asciiTheme="minorHAnsi" w:hAnsiTheme="minorHAnsi"/>
+          <w:bCs/>
+          <w:sz w:val="22"/>
+          <w:szCs w:val="22"/>
+        </w:rPr>
+        <w:t>classDescription</w:t>
+      </w:r>
+      <w:r>
+        <w:rPr>
+          <w:rFonts w:asciiTheme="minorHAnsi" w:hAnsiTheme="minorHAnsi"/>
+          <w:bCs/>
+          <w:sz w:val="22"/>
+          <w:szCs w:val="22"/>
+        </w:rPr>
+        <w:t>&gt;&gt;</w:t>
+      </w:r>
+    </w:p>
+    <w:p>
+      <w:pPr>
+        <w:rPr>
+          <w:rFonts w:asciiTheme="minorHAnsi" w:hAnsiTheme="minorHAnsi"/>
+          <w:sz w:val="22"/>
+          <w:szCs w:val="22"/>
+        </w:rPr>
+      </w:pPr>
+      <w:r>
+        <w:rPr>
+          <w:rFonts w:asciiTheme="minorHAnsi" w:hAnsiTheme="minorHAnsi"/>
+          <w:sz w:val="22"/>
+          <w:szCs w:val="22"/>
+        </w:rPr>
+        <w:t>__________________________________________________________________________________</w:t>
+      </w:r>
+    </w:p>
+    <w:p>
+      <w:pPr>
+        <w:rPr>
+          <w:rFonts w:asciiTheme="minorHAnsi" w:hAnsiTheme="minorHAnsi"/>
+          <w:sz w:val="22"/>
+          <w:szCs w:val="22"/>
+        </w:rPr>
+      </w:pPr>
+      <w:r>
+        <w:rPr>
+          <w:rFonts w:asciiTheme="minorHAnsi" w:hAnsiTheme="minorHAnsi"/>
+          <w:sz w:val="22"/>
+          <w:szCs w:val="22"/>
+        </w:rPr>
+        <w:t>&lt;&lt;</w:t>
+      </w:r>
+      <w:r>
+        <w:rPr>
+          <w:rFonts w:asciiTheme="minorHAnsi" w:hAnsiTheme="minorHAnsi"/>
+          <w:sz w:val="22"/>
+          <w:szCs w:val="22"/>
+        </w:rPr>
+        <w:t>salutation</w:t>
+      </w:r>
+      <w:r>
+        <w:rPr>
+          <w:rFonts w:asciiTheme="minorHAnsi" w:hAnsiTheme="minorHAnsi"/>
+          <w:sz w:val="22"/>
+          <w:szCs w:val="22"/>
+        </w:rPr>
+        <w:t>&gt;&gt;</w:t>
       </w:r>
     </w:p>
     <w:p>
@@ -333,20 +647,67 @@
         </w:tabs>
         <w:rPr>
           <w:rFonts w:asciiTheme="minorHAnsi" w:hAnsiTheme="minorHAnsi" w:cs="Dutch801 Rm BT"/>
-          <w:bCs/>
-          <w:sz w:val="22"/>
-          <w:szCs w:val="22"/>
-        </w:rPr>
-      </w:pPr>
-      <w:r>
-        <w:rPr>
-          <w:rFonts w:asciiTheme="minorHAnsi" w:hAnsiTheme="minorHAnsi" w:cs="Dutch801 Rm BT"/>
-          <w:bCs/>
-          <w:sz w:val="22"/>
-          <w:szCs w:val="22"/>
-        </w:rPr>
-        <w:tab/>
-        <w:t>Mark:  @title@&lt;br&gt;&lt;br&gt;</w:t>
+          <w:sz w:val="22"/>
+          <w:szCs w:val="22"/>
+        </w:rPr>
+      </w:pPr>
+      <w:r>
+        <w:rPr>
+          <w:rFonts w:asciiTheme="minorHAnsi" w:hAnsiTheme="minorHAnsi" w:cs="Dutch801 Rm BT"/>
+          <w:sz w:val="22"/>
+          <w:szCs w:val="22"/>
+        </w:rPr>
+        <w:t>The United States Patent and Trademark Office has examined the above referenced application and has issued an Office Action. A response must be filed on or before</w:t>
+      </w:r>
+      <w:r>
+        <w:rPr>
+          <w:rFonts w:asciiTheme="minorHAnsi" w:hAnsiTheme="minorHAnsi" w:cs="Dutch801 Rm BT"/>
+          <w:sz w:val="22"/>
+          <w:szCs w:val="22"/>
+        </w:rPr>
+        <w:t xml:space="preserve"> </w:t>
+      </w:r>
+      <w:r>
+        <w:rPr>
+          <w:rFonts w:asciiTheme="minorHAnsi" w:hAnsiTheme="minorHAnsi" w:cs="Dutch801 Rm BT"/>
+          <w:sz w:val="22"/>
+          <w:szCs w:val="22"/>
+          <w:highlight w:val="yellow"/>
+        </w:rPr>
+        <w:t>&lt;&lt;</w:t>
+      </w:r>
+      <w:r>
+        <w:rPr>
+          <w:rFonts w:asciiTheme="minorHAnsi" w:hAnsiTheme="minorHAnsi" w:cs="Dutch801 Rm BT"/>
+          <w:sz w:val="22"/>
+          <w:szCs w:val="22"/>
+          <w:highlight w:val="yellow"/>
+        </w:rPr>
+        <w:t>oaDate</w:t>
+      </w:r>
+      <w:r>
+        <w:rPr>
+          <w:rFonts w:asciiTheme="minorHAnsi" w:hAnsiTheme="minorHAnsi" w:cs="Dutch801 Rm BT"/>
+          <w:sz w:val="22"/>
+          <w:szCs w:val="22"/>
+        </w:rPr>
+        <w:t>&gt;&gt;</w:t>
+      </w:r>
+      <w:r>
+        <w:rPr>
+          <w:rFonts w:asciiTheme="minorHAnsi" w:hAnsiTheme="minorHAnsi" w:cs="Dutch801 Rm BT"/>
+          <w:sz w:val="22"/>
+          <w:szCs w:val="22"/>
+        </w:rPr>
+        <w:t>, or the application will be abandoned. A copy of the Office Action is attached for your review.</w:t>
+      </w:r>
+      <w:r>
+        <w:rPr>
+          <w:rFonts w:asciiTheme="minorHAnsi" w:hAnsiTheme="minorHAnsi" w:cs="Dutch801 Rm BT"/>
+          <w:sz w:val="22"/>
+          <w:szCs w:val="22"/>
+        </w:rPr>
+        <w:t xml:space="preserve">  </w:t>
       </w:r>
     </w:p>
     <w:p>
@@ -368,516 +729,10 @@
         </w:tabs>
         <w:rPr>
           <w:rFonts w:asciiTheme="minorHAnsi" w:hAnsiTheme="minorHAnsi" w:cs="Dutch801 Rm BT"/>
-          <w:b/>
-          <w:sz w:val="22"/>
-          <w:szCs w:val="22"/>
-        </w:rPr>
-      </w:pPr>
-      <w:r>
-        <w:rPr>
-          <w:rFonts w:asciiTheme="minorHAnsi" w:hAnsiTheme="minorHAnsi" w:cs="Dutch801 Rm BT"/>
-          <w:b/>
-          <w:sz w:val="22"/>
-          <w:szCs w:val="22"/>
-        </w:rPr>
-        <w:t>&lt;b&gt;Owner:&lt;/b&gt;</w:t>
-      </w:r>
-      <w:r>
-        <w:rPr>
-          <w:rFonts w:asciiTheme="minorHAnsi" w:hAnsiTheme="minorHAnsi" w:cs="Dutch801 Rm BT"/>
-          <w:b/>
-          <w:bCs/>
-          <w:sz w:val="22"/>
-          <w:szCs w:val="22"/>
-        </w:rPr>
-        <w:t>&lt;br&gt;</w:t>
-      </w:r>
-    </w:p>
-    <w:p>
-      <w:pPr>
-        <w:tabs>
-          <w:tab w:val="left" w:pos="-1440"/>
-        </w:tabs>
-        <w:rPr>
-          <w:rFonts w:asciiTheme="minorHAnsi" w:hAnsiTheme="minorHAnsi" w:cs="Dutch801 Rm BT"/>
-          <w:sz w:val="22"/>
-          <w:szCs w:val="22"/>
-        </w:rPr>
-      </w:pPr>
-      <w:r>
-        <w:rPr>
-          <w:rFonts w:asciiTheme="minorHAnsi" w:hAnsiTheme="minorHAnsi" w:cs="Dutch801 Rm BT"/>
-          <w:sz w:val="22"/>
-          <w:szCs w:val="22"/>
-        </w:rPr>
-        <w:t>@address1@&lt;br&gt;</w:t>
-      </w:r>
-    </w:p>
-    <w:p>
-      <w:pPr>
-        <w:tabs>
-          <w:tab w:val="left" w:pos="-1440"/>
-        </w:tabs>
-        <w:rPr>
-          <w:rFonts w:asciiTheme="minorHAnsi" w:hAnsiTheme="minorHAnsi" w:cs="Dutch801 Rm BT"/>
-          <w:sz w:val="22"/>
-          <w:szCs w:val="22"/>
-        </w:rPr>
-      </w:pPr>
-      <w:r>
-        <w:rPr>
-          <w:rFonts w:asciiTheme="minorHAnsi" w:hAnsiTheme="minorHAnsi" w:cs="Dutch801 Rm BT"/>
-          <w:sz w:val="22"/>
-          <w:szCs w:val="22"/>
-        </w:rPr>
-        <w:t>@address2@&lt;br&gt;</w:t>
-      </w:r>
-    </w:p>
-    <w:p>
-      <w:pPr>
-        <w:tabs>
-          <w:tab w:val="left" w:pos="-1440"/>
-        </w:tabs>
-        <w:rPr>
-          <w:rFonts w:asciiTheme="minorHAnsi" w:hAnsiTheme="minorHAnsi" w:cs="Dutch801 Rm BT"/>
-          <w:sz w:val="22"/>
-          <w:szCs w:val="22"/>
-        </w:rPr>
-      </w:pPr>
-      <w:r>
-        <w:rPr>
-          <w:rFonts w:asciiTheme="minorHAnsi" w:hAnsiTheme="minorHAnsi" w:cs="Dutch801 Rm BT"/>
-          <w:sz w:val="22"/>
-          <w:szCs w:val="22"/>
-        </w:rPr>
-        <w:t>@address3@&lt;br&gt;</w:t>
-      </w:r>
-    </w:p>
-    <w:p>
-      <w:pPr>
-        <w:tabs>
-          <w:tab w:val="left" w:pos="-1440"/>
-        </w:tabs>
-        <w:rPr>
-          <w:rFonts w:asciiTheme="minorHAnsi" w:hAnsiTheme="minorHAnsi" w:cs="Dutch801 Rm BT"/>
-          <w:sz w:val="22"/>
-          <w:szCs w:val="22"/>
-        </w:rPr>
-      </w:pPr>
-      <w:r>
-        <w:rPr>
-          <w:rFonts w:asciiTheme="minorHAnsi" w:hAnsiTheme="minorHAnsi" w:cs="Dutch801 Rm BT"/>
-          <w:sz w:val="22"/>
-          <w:szCs w:val="22"/>
-        </w:rPr>
-        <w:t>@citystatezip@&lt;br&gt;&lt;br&gt;</w:t>
-      </w:r>
-    </w:p>
-    <w:p>
-      <w:pPr>
-        <w:tabs>
-          <w:tab w:val="left" w:pos="-1440"/>
-        </w:tabs>
-        <w:rPr>
-          <w:rFonts w:asciiTheme="minorHAnsi" w:hAnsiTheme="minorHAnsi" w:cs="Dutch801 Rm BT"/>
-          <w:sz w:val="22"/>
-          <w:szCs w:val="22"/>
-        </w:rPr>
-      </w:pPr>
-    </w:p>
-    <w:p>
-      <w:pPr>
-        <w:tabs>
-          <w:tab w:val="left" w:pos="-1440"/>
-        </w:tabs>
-        <w:rPr>
-          <w:rFonts w:asciiTheme="minorHAnsi" w:hAnsiTheme="minorHAnsi" w:cs="Dutch801 Rm BT"/>
-          <w:b/>
-          <w:bCs/>
-          <w:sz w:val="22"/>
-          <w:szCs w:val="22"/>
-        </w:rPr>
-      </w:pPr>
-      <w:r>
-        <w:rPr>
-          <w:rFonts w:asciiTheme="minorHAnsi" w:hAnsiTheme="minorHAnsi" w:cs="Dutch801 Rm BT"/>
-          <w:b/>
-          <w:bCs/>
-          <w:sz w:val="22"/>
-          <w:szCs w:val="22"/>
-        </w:rPr>
-        <w:t>&lt;b&gt;Legal Entity Type: &lt;/b&gt;</w:t>
-      </w:r>
-      <w:r>
-        <w:rPr>
-          <w:rFonts w:asciiTheme="minorHAnsi" w:hAnsiTheme="minorHAnsi" w:cs="Dutch801 Rm BT"/>
-          <w:bCs/>
-          <w:sz w:val="22"/>
-          <w:szCs w:val="22"/>
-        </w:rPr>
-        <w:t>@</w:t>
-      </w:r>
-      <w:r>
-        <w:rPr>
-          <w:rFonts w:asciiTheme="minorHAnsi" w:hAnsiTheme="minorHAnsi" w:cs="Dutch801 Rm BT"/>
-          <w:sz w:val="22"/>
-          <w:szCs w:val="22"/>
-        </w:rPr>
-        <w:t>lglType@</w:t>
-      </w:r>
-      <w:r>
-        <w:rPr>
-          <w:rFonts w:asciiTheme="minorHAnsi" w:hAnsiTheme="minorHAnsi" w:cs="Dutch801 Rm BT"/>
-          <w:bCs/>
-          <w:sz w:val="22"/>
-          <w:szCs w:val="22"/>
-        </w:rPr>
-        <w:t>&lt;br&gt;</w:t>
-      </w:r>
-    </w:p>
-    <w:p>
-      <w:pPr>
-        <w:tabs>
-          <w:tab w:val="left" w:pos="-1440"/>
-        </w:tabs>
-        <w:rPr>
-          <w:rFonts w:asciiTheme="minorHAnsi" w:hAnsiTheme="minorHAnsi" w:cs="Dutch801 Rm BT"/>
-          <w:sz w:val="22"/>
-          <w:szCs w:val="22"/>
-        </w:rPr>
-      </w:pPr>
-      <w:r>
-        <w:rPr>
-          <w:rFonts w:asciiTheme="minorHAnsi" w:hAnsiTheme="minorHAnsi" w:cs="Dutch801 Rm BT"/>
-          <w:b/>
-          <w:bCs/>
-          <w:sz w:val="22"/>
-          <w:szCs w:val="22"/>
-        </w:rPr>
-        <w:t xml:space="preserve">&lt;b&gt;State or Country of Incorporation:&lt;/b&gt; </w:t>
-      </w:r>
-      <w:r>
-        <w:rPr>
-          <w:rFonts w:asciiTheme="minorHAnsi" w:hAnsiTheme="minorHAnsi" w:cs="Dutch801 Rm BT"/>
-          <w:sz w:val="22"/>
-          <w:szCs w:val="22"/>
-        </w:rPr>
-        <w:t>@StateInc@</w:t>
-      </w:r>
-      <w:r>
-        <w:rPr>
-          <w:rFonts w:asciiTheme="minorHAnsi" w:hAnsiTheme="minorHAnsi" w:cs="Dutch801 Rm BT"/>
-          <w:bCs/>
-          <w:sz w:val="22"/>
-          <w:szCs w:val="22"/>
-        </w:rPr>
-        <w:t>&lt;br&gt;&lt;br&gt;</w:t>
-      </w:r>
-    </w:p>
-    <w:p>
-      <w:pPr>
-        <w:tabs>
-          <w:tab w:val="left" w:pos="-1440"/>
-        </w:tabs>
-        <w:rPr>
-          <w:rFonts w:asciiTheme="minorHAnsi" w:hAnsiTheme="minorHAnsi"/>
-          <w:sz w:val="22"/>
-          <w:szCs w:val="22"/>
-        </w:rPr>
-      </w:pPr>
-    </w:p>
-    <w:p>
-      <w:pPr>
-        <w:rPr>
-          <w:rFonts w:asciiTheme="minorHAnsi" w:hAnsiTheme="minorHAnsi"/>
-          <w:sz w:val="22"/>
-          <w:szCs w:val="22"/>
-        </w:rPr>
-      </w:pPr>
-      <w:r>
-        <w:rPr>
-          <w:rFonts w:asciiTheme="minorHAnsi" w:hAnsiTheme="minorHAnsi"/>
-          <w:sz w:val="22"/>
-          <w:szCs w:val="22"/>
-        </w:rPr>
-        <w:t>__________________________________________________________________________________</w:t>
-      </w:r>
-      <w:r>
-        <w:rPr>
-          <w:rFonts w:asciiTheme="minorHAnsi" w:hAnsiTheme="minorHAnsi"/>
-          <w:sz w:val="22"/>
-          <w:szCs w:val="22"/>
-        </w:rPr>
-        <w:t>&lt;br&gt;&lt;br&gt;</w:t>
-      </w:r>
-    </w:p>
-    <w:p>
-      <w:pPr>
-        <w:rPr>
-          <w:rFonts w:asciiTheme="minorHAnsi" w:hAnsiTheme="minorHAnsi"/>
-          <w:bCs/>
-          <w:sz w:val="22"/>
-          <w:szCs w:val="22"/>
-        </w:rPr>
-      </w:pPr>
-      <w:r>
-        <w:rPr>
-          <w:rFonts w:asciiTheme="minorHAnsi" w:hAnsiTheme="minorHAnsi"/>
-          <w:b/>
-          <w:sz w:val="22"/>
-          <w:szCs w:val="22"/>
-        </w:rPr>
-        <w:t>&lt;b&gt;ACTION REPORTED:&lt;/b&gt;</w:t>
-      </w:r>
-      <w:r>
-        <w:rPr>
-          <w:rFonts w:asciiTheme="minorHAnsi" w:hAnsiTheme="minorHAnsi"/>
-          <w:b/>
-          <w:bCs/>
-          <w:sz w:val="22"/>
-          <w:szCs w:val="22"/>
-        </w:rPr>
-        <w:t xml:space="preserve"> </w:t>
-      </w:r>
-      <w:r>
-        <w:rPr>
-          <w:rFonts w:asciiTheme="minorHAnsi" w:hAnsiTheme="minorHAnsi"/>
-          <w:bCs/>
-          <w:sz w:val="22"/>
-          <w:szCs w:val="22"/>
-        </w:rPr>
-        <w:t>Office Action</w:t>
-      </w:r>
-      <w:r>
-        <w:rPr>
-          <w:rFonts w:asciiTheme="minorHAnsi" w:hAnsiTheme="minorHAnsi"/>
-          <w:bCs/>
-          <w:sz w:val="22"/>
-          <w:szCs w:val="22"/>
-        </w:rPr>
-        <w:t xml:space="preserve"> &lt;br&gt;&lt;br&gt;</w:t>
-      </w:r>
-    </w:p>
-    <w:p>
-      <w:pPr>
-        <w:rPr>
-          <w:rFonts w:asciiTheme="minorHAnsi" w:hAnsiTheme="minorHAnsi"/>
-          <w:sz w:val="22"/>
-          <w:szCs w:val="22"/>
-          <w:u w:val="single"/>
-        </w:rPr>
-      </w:pPr>
-    </w:p>
-    <w:p>
-      <w:pPr>
-        <w:rPr>
-          <w:rFonts w:asciiTheme="minorHAnsi" w:hAnsiTheme="minorHAnsi"/>
-          <w:b/>
-          <w:sz w:val="22"/>
-          <w:szCs w:val="22"/>
-        </w:rPr>
-      </w:pPr>
-      <w:r>
-        <w:rPr>
-          <w:rFonts w:asciiTheme="minorHAnsi" w:hAnsiTheme="minorHAnsi"/>
-          <w:b/>
-          <w:sz w:val="22"/>
-          <w:szCs w:val="22"/>
-        </w:rPr>
-        <w:t>&lt;b&gt;GOODS/SERVICES IN THIS APPLICATION</w:t>
-      </w:r>
-      <w:r>
-        <w:rPr>
-          <w:rFonts w:asciiTheme="minorHAnsi" w:hAnsiTheme="minorHAnsi"/>
-          <w:b/>
-          <w:sz w:val="22"/>
-          <w:szCs w:val="22"/>
-        </w:rPr>
-        <w:t>:&lt;/b&gt;&lt;br&gt;</w:t>
-      </w:r>
-    </w:p>
-    <w:p>
-      <w:pPr>
-        <w:rPr>
-          <w:rFonts w:asciiTheme="minorHAnsi" w:hAnsiTheme="minorHAnsi"/>
-          <w:bCs/>
-          <w:sz w:val="22"/>
-          <w:szCs w:val="22"/>
-        </w:rPr>
-      </w:pPr>
-      <w:r>
-        <w:rPr>
-          <w:rFonts w:asciiTheme="minorHAnsi" w:hAnsiTheme="minorHAnsi"/>
-          <w:bCs/>
-          <w:sz w:val="22"/>
-          <w:szCs w:val="22"/>
-        </w:rPr>
-        <w:t>Class Code/Description - @classCode@/ @classDescription@&lt;br&gt;&lt;br&gt;</w:t>
-      </w:r>
-    </w:p>
-    <w:p>
-      <w:pPr>
-        <w:rPr>
-          <w:rFonts w:asciiTheme="minorHAnsi" w:hAnsiTheme="minorHAnsi"/>
-          <w:sz w:val="22"/>
-          <w:szCs w:val="22"/>
-        </w:rPr>
-      </w:pPr>
-      <w:r>
-        <w:rPr>
-          <w:rFonts w:asciiTheme="minorHAnsi" w:hAnsiTheme="minorHAnsi"/>
-          <w:sz w:val="22"/>
-          <w:szCs w:val="22"/>
-        </w:rPr>
-        <w:t>__________________________________________________________________________________</w:t>
-      </w:r>
-      <w:r>
-        <w:rPr>
-          <w:rFonts w:asciiTheme="minorHAnsi" w:hAnsiTheme="minorHAnsi"/>
-          <w:sz w:val="22"/>
-          <w:szCs w:val="22"/>
-        </w:rPr>
-        <w:t>&lt;br&gt;&lt;br&gt;</w:t>
-      </w:r>
-    </w:p>
-    <w:p>
-      <w:pPr>
-        <w:rPr>
-          <w:rFonts w:asciiTheme="minorHAnsi" w:hAnsiTheme="minorHAnsi"/>
-          <w:sz w:val="22"/>
-          <w:szCs w:val="22"/>
-        </w:rPr>
-      </w:pPr>
-    </w:p>
-    <w:p>
-      <w:pPr>
-        <w:rPr>
-          <w:rFonts w:asciiTheme="minorHAnsi" w:hAnsiTheme="minorHAnsi"/>
-          <w:sz w:val="22"/>
-          <w:szCs w:val="22"/>
-        </w:rPr>
-      </w:pPr>
-      <w:r>
-        <w:rPr>
-          <w:rFonts w:asciiTheme="minorHAnsi" w:hAnsiTheme="minorHAnsi"/>
-          <w:sz w:val="22"/>
-          <w:szCs w:val="22"/>
-        </w:rPr>
-        <w:t>Dear @salutation@:&lt;br&gt;&lt;br&gt;</w:t>
-      </w:r>
-    </w:p>
-    <w:p>
-      <w:pPr>
-        <w:tabs>
-          <w:tab w:val="left" w:pos="-1440"/>
-        </w:tabs>
-        <w:rPr>
-          <w:rFonts w:asciiTheme="minorHAnsi" w:hAnsiTheme="minorHAnsi"/>
-          <w:sz w:val="22"/>
-          <w:szCs w:val="22"/>
-        </w:rPr>
-      </w:pPr>
-    </w:p>
-    <w:p>
-      <w:pPr>
-        <w:tabs>
-          <w:tab w:val="left" w:pos="-1440"/>
-        </w:tabs>
-        <w:rPr>
-          <w:rFonts w:asciiTheme="minorHAnsi" w:hAnsiTheme="minorHAnsi" w:cs="Dutch801 Rm BT"/>
-          <w:sz w:val="22"/>
-          <w:szCs w:val="22"/>
-        </w:rPr>
-      </w:pPr>
-      <w:r>
-        <w:rPr>
-          <w:rFonts w:asciiTheme="minorHAnsi" w:hAnsiTheme="minorHAnsi" w:cs="Dutch801 Rm BT"/>
-          <w:sz w:val="22"/>
-          <w:szCs w:val="22"/>
-        </w:rPr>
-        <w:t>&lt;p&gt;</w:t>
-      </w:r>
-      <w:r>
-        <w:rPr>
-          <w:rFonts w:asciiTheme="minorHAnsi" w:hAnsiTheme="minorHAnsi" w:cs="Dutch801 Rm BT"/>
-          <w:sz w:val="22"/>
-          <w:szCs w:val="22"/>
-        </w:rPr>
-        <w:t>The United States Patent and Trademark Office has examined the above referenced application and has issued an Office Action. A response must be filed on or before</w:t>
-      </w:r>
-      <w:r>
-        <w:rPr>
-          <w:rFonts w:asciiTheme="minorHAnsi" w:hAnsiTheme="minorHAnsi" w:cs="Dutch801 Rm BT"/>
-          <w:sz w:val="22"/>
-          <w:szCs w:val="22"/>
-        </w:rPr>
-        <w:t xml:space="preserve"> </w:t>
-      </w:r>
-      <w:r>
-        <w:rPr>
-          <w:rFonts w:asciiTheme="minorHAnsi" w:hAnsiTheme="minorHAnsi" w:cs="Dutch801 Rm BT"/>
-          <w:sz w:val="22"/>
-          <w:szCs w:val="22"/>
-          <w:highlight w:val="yellow"/>
-        </w:rPr>
-        <w:t>&lt;b&gt;&lt;u&gt;@oaDate@&lt;/u&gt;&lt;/b&gt;</w:t>
-      </w:r>
-      <w:r>
-        <w:rPr>
-          <w:rFonts w:asciiTheme="minorHAnsi" w:hAnsiTheme="minorHAnsi" w:cs="Dutch801 Rm BT"/>
-          <w:sz w:val="22"/>
-          <w:szCs w:val="22"/>
-        </w:rPr>
-        <w:t>, or the application will be abandoned. A copy of the Office Action is attached for your review.</w:t>
-      </w:r>
-      <w:r>
-        <w:rPr>
-          <w:rFonts w:asciiTheme="minorHAnsi" w:hAnsiTheme="minorHAnsi" w:cs="Dutch801 Rm BT"/>
-          <w:sz w:val="22"/>
-          <w:szCs w:val="22"/>
-        </w:rPr>
-        <w:t>&lt;/p&gt;</w:t>
-      </w:r>
-      <w:r>
-        <w:rPr>
-          <w:rFonts w:asciiTheme="minorHAnsi" w:hAnsiTheme="minorHAnsi" w:cs="Dutch801 Rm BT"/>
-          <w:sz w:val="22"/>
-          <w:szCs w:val="22"/>
-        </w:rPr>
-        <w:t xml:space="preserve">  </w:t>
-      </w:r>
-    </w:p>
-    <w:p>
-      <w:pPr>
-        <w:tabs>
-          <w:tab w:val="left" w:pos="-1440"/>
-        </w:tabs>
-        <w:rPr>
-          <w:rFonts w:asciiTheme="minorHAnsi" w:hAnsiTheme="minorHAnsi" w:cs="Dutch801 Rm BT"/>
-          <w:sz w:val="22"/>
-          <w:szCs w:val="22"/>
-        </w:rPr>
-      </w:pPr>
-    </w:p>
-    <w:p>
-      <w:pPr>
-        <w:tabs>
-          <w:tab w:val="left" w:pos="-1440"/>
-        </w:tabs>
-        <w:rPr>
-          <w:rFonts w:asciiTheme="minorHAnsi" w:hAnsiTheme="minorHAnsi" w:cs="Dutch801 Rm BT"/>
-          <w:sz w:val="22"/>
-          <w:szCs w:val="22"/>
-        </w:rPr>
-      </w:pPr>
-      <w:r>
-        <w:rPr>
-          <w:rFonts w:asciiTheme="minorHAnsi" w:hAnsiTheme="minorHAnsi" w:cs="Dutch801 Rm BT"/>
-          <w:sz w:val="22"/>
-          <w:szCs w:val="22"/>
-        </w:rPr>
-        <w:t>&lt;p&gt;</w:t>
-      </w:r>
+          <w:sz w:val="22"/>
+          <w:szCs w:val="22"/>
+        </w:rPr>
+      </w:pPr>
       <w:r>
         <w:rPr>
           <w:rFonts w:asciiTheme="minorHAnsi" w:hAnsiTheme="minorHAnsi" w:cs="Dutch801 Rm BT"/>
@@ -902,213 +757,41 @@
         </w:rPr>
         <w:t xml:space="preserve">.  We will be in contact with recommendations or to request additional information as required in due course. </w:t>
       </w:r>
-      <w:r>
-        <w:rPr>
-          <w:rFonts w:asciiTheme="minorHAnsi" w:hAnsiTheme="minorHAnsi" w:cs="Dutch801 Rm BT"/>
-          <w:sz w:val="22"/>
-          <w:szCs w:val="22"/>
-        </w:rPr>
-        <w:t>&lt;/p&gt;</w:t>
-      </w:r>
-    </w:p>
-    <w:p>
-      <w:pPr>
-        <w:rPr>
-          <w:rFonts w:asciiTheme="minorHAnsi" w:hAnsiTheme="minorHAnsi" w:cs="Dutch801 Rm BT"/>
-          <w:sz w:val="22"/>
-          <w:szCs w:val="22"/>
-        </w:rPr>
-      </w:pPr>
-    </w:p>
-    <w:p>
-      <w:pPr>
-        <w:rPr>
-          <w:rFonts w:asciiTheme="minorHAnsi" w:hAnsiTheme="minorHAnsi" w:cs="Dutch801 Rm BT"/>
-          <w:sz w:val="22"/>
-          <w:szCs w:val="22"/>
-        </w:rPr>
-      </w:pPr>
-      <w:r>
-        <w:rPr>
-          <w:rFonts w:asciiTheme="minorHAnsi" w:hAnsiTheme="minorHAnsi" w:cs="Dutch801 Rm BT"/>
-          <w:sz w:val="22"/>
-          <w:szCs w:val="22"/>
-        </w:rPr>
-        <w:t>&lt;p&gt; Please do not hesitate to contact us if you have any questions.&lt;/p&gt;</w:t>
-      </w:r>
-    </w:p>
-    <w:p>
-      <w:pPr>
-        <w:rPr>
-          <w:rFonts w:asciiTheme="minorHAnsi" w:hAnsiTheme="minorHAnsi" w:cs="Dutch801 Rm BT"/>
-          <w:sz w:val="22"/>
-          <w:szCs w:val="22"/>
-        </w:rPr>
-      </w:pPr>
-    </w:p>
-    <w:p>
-      <w:pPr>
-        <w:rPr>
-          <w:rFonts w:asciiTheme="minorHAnsi" w:hAnsiTheme="minorHAnsi" w:cs="Dutch801 Rm BT"/>
-          <w:sz w:val="22"/>
-          <w:szCs w:val="22"/>
-        </w:rPr>
-      </w:pPr>
-    </w:p>
-    <w:p>
-      <w:pPr>
-        <w:rPr>
-          <w:rFonts w:asciiTheme="minorHAnsi" w:hAnsiTheme="minorHAnsi" w:cs="Dutch801 Rm BT"/>
-          <w:sz w:val="22"/>
-          <w:szCs w:val="22"/>
-        </w:rPr>
-      </w:pPr>
-      <w:r>
-        <w:rPr>
-          <w:rFonts w:asciiTheme="minorHAnsi" w:hAnsiTheme="minorHAnsi" w:cs="Dutch801 Rm BT"/>
-          <w:sz w:val="22"/>
-          <w:szCs w:val="22"/>
-        </w:rPr>
-        <w:t>Sincerely,</w:t>
-      </w:r>
-    </w:p>
-    <w:p>
-      <w:pPr>
-        <w:rPr>
-          <w:rFonts w:asciiTheme="minorHAnsi" w:hAnsiTheme="minorHAnsi" w:cs="Dutch801 Rm BT"/>
-          <w:sz w:val="22"/>
-          <w:szCs w:val="22"/>
-        </w:rPr>
-      </w:pPr>
-      <w:r>
-        <w:rPr>
-          <w:rFonts w:asciiTheme="minorHAnsi" w:hAnsiTheme="minorHAnsi" w:cs="Dutch801 Rm BT"/>
-          <w:sz w:val="22"/>
-          <w:szCs w:val="22"/>
-        </w:rPr>
-        <w:t>&lt;br&gt;&lt;br&gt;</w:t>
-      </w:r>
-    </w:p>
-    <w:p>
-      <w:pPr>
-        <w:rPr>
-          <w:rFonts w:asciiTheme="minorHAnsi" w:hAnsiTheme="minorHAnsi" w:cs="Dutch801 Rm BT"/>
-          <w:sz w:val="22"/>
-          <w:szCs w:val="22"/>
-        </w:rPr>
-      </w:pPr>
-    </w:p>
-    <w:p>
-      <w:pPr>
-        <w:rPr>
-          <w:rFonts w:asciiTheme="minorHAnsi" w:hAnsiTheme="minorHAnsi" w:cs="Dutch801 Rm BT"/>
-          <w:sz w:val="22"/>
-          <w:szCs w:val="22"/>
-        </w:rPr>
-      </w:pPr>
-      <w:r>
-        <w:rPr>
-          <w:rFonts w:asciiTheme="minorHAnsi" w:hAnsiTheme="minorHAnsi" w:cs="Dutch801 Rm BT"/>
-          <w:sz w:val="22"/>
-          <w:szCs w:val="22"/>
-        </w:rPr>
-        <w:t>@userName@</w:t>
-      </w:r>
-    </w:p>
-    <w:p>
-      <w:pPr>
-        <w:rPr>
-          <w:rFonts w:asciiTheme="minorHAnsi" w:hAnsiTheme="minorHAnsi" w:cs="Dutch801 Rm BT"/>
-          <w:sz w:val="22"/>
-          <w:szCs w:val="22"/>
-        </w:rPr>
-      </w:pPr>
-      <w:r>
-        <w:rPr>
-          <w:rFonts w:asciiTheme="minorHAnsi" w:hAnsiTheme="minorHAnsi" w:cs="Dutch801 Rm BT"/>
-          <w:sz w:val="22"/>
-          <w:szCs w:val="22"/>
-        </w:rPr>
-        <w:lastRenderedPageBreak/>
-        <w:t>@userTitle@</w:t>
-      </w:r>
-    </w:p>
-    <w:p>
-      <w:pPr>
-        <w:rPr>
-          <w:rFonts w:asciiTheme="minorHAnsi" w:hAnsiTheme="minorHAnsi" w:cs="Dutch801 Rm BT"/>
-          <w:sz w:val="22"/>
-          <w:szCs w:val="22"/>
-        </w:rPr>
-      </w:pPr>
-      <w:r>
-        <w:rPr>
-          <w:rFonts w:asciiTheme="minorHAnsi" w:hAnsiTheme="minorHAnsi" w:cs="Dutch801 Rm BT"/>
-          <w:sz w:val="22"/>
-          <w:szCs w:val="22"/>
-        </w:rPr>
-        <w:t>&lt;br&gt;</w:t>
-      </w:r>
-    </w:p>
-    <w:p>
-      <w:pPr>
-        <w:rPr>
-          <w:rFonts w:asciiTheme="minorHAnsi" w:hAnsiTheme="minorHAnsi" w:cs="Dutch801 Rm BT"/>
-          <w:sz w:val="22"/>
-          <w:szCs w:val="22"/>
-        </w:rPr>
-      </w:pPr>
-      <w:r>
-        <w:rPr>
-          <w:rFonts w:asciiTheme="minorHAnsi" w:hAnsiTheme="minorHAnsi" w:cs="Dutch801 Rm BT"/>
-          <w:sz w:val="22"/>
-          <w:szCs w:val="22"/>
-        </w:rPr>
-        <w:t>attachments</w:t>
-      </w:r>
-    </w:p>
-    <w:p>
-      <w:pPr>
-        <w:rPr>
-          <w:rFonts w:asciiTheme="minorHAnsi" w:hAnsiTheme="minorHAnsi" w:cs="Dutch801 Rm BT"/>
-          <w:sz w:val="22"/>
-          <w:szCs w:val="22"/>
-        </w:rPr>
-      </w:pPr>
-      <w:r>
-        <w:rPr>
-          <w:rFonts w:asciiTheme="minorHAnsi" w:hAnsiTheme="minorHAnsi" w:cs="Dutch801 Rm BT"/>
-          <w:sz w:val="22"/>
-          <w:szCs w:val="22"/>
-        </w:rPr>
-        <w:t>&lt;br&gt;</w:t>
-      </w:r>
-    </w:p>
-    <w:p>
-      <w:pPr>
-        <w:rPr>
-          <w:rFonts w:asciiTheme="minorHAnsi" w:hAnsiTheme="minorHAnsi" w:cs="Dutch801 Rm BT"/>
-          <w:sz w:val="22"/>
-          <w:szCs w:val="22"/>
-        </w:rPr>
-      </w:pPr>
-      <w:r>
-        <w:rPr>
-          <w:rFonts w:asciiTheme="minorHAnsi" w:hAnsiTheme="minorHAnsi" w:cs="Dutch801 Rm BT"/>
-          <w:sz w:val="22"/>
-          <w:szCs w:val="22"/>
-        </w:rPr>
-        <w:t>@ccTag@&amp;nbsp;&amp;nbsp;&amp;nbsp;</w:t>
-      </w:r>
-      <w:r>
-        <w:rPr>
-          <w:rFonts w:asciiTheme="minorHAnsi" w:hAnsiTheme="minorHAnsi" w:cs="Dutch801 Rm BT"/>
-          <w:sz w:val="22"/>
-          <w:szCs w:val="22"/>
-        </w:rPr>
-        <w:tab/>
-        <w:t>@ccName@</w:t>
-      </w:r>
+    </w:p>
+    <w:p>
+      <w:pPr>
+        <w:rPr>
+          <w:rFonts w:asciiTheme="minorHAnsi" w:hAnsiTheme="minorHAnsi" w:cs="Dutch801 Rm BT"/>
+          <w:sz w:val="22"/>
+          <w:szCs w:val="22"/>
+        </w:rPr>
+      </w:pPr>
+    </w:p>
+    <w:p>
+      <w:pPr>
+        <w:rPr>
+          <w:rFonts w:asciiTheme="minorHAnsi" w:hAnsiTheme="minorHAnsi" w:cs="Dutch801 Rm BT"/>
+          <w:sz w:val="22"/>
+          <w:szCs w:val="22"/>
+        </w:rPr>
+      </w:pPr>
+      <w:r>
+        <w:rPr>
+          <w:rFonts w:asciiTheme="minorHAnsi" w:hAnsiTheme="minorHAnsi" w:cs="Dutch801 Rm BT"/>
+          <w:sz w:val="22"/>
+          <w:szCs w:val="22"/>
+        </w:rPr>
+        <w:t xml:space="preserve"> Please do not hesitate to contact us if you have any questions.</w:t>
+      </w:r>
+    </w:p>
+    <w:p>
+      <w:pPr>
+        <w:rPr>
+          <w:rFonts w:asciiTheme="minorHAnsi" w:hAnsiTheme="minorHAnsi" w:cs="Dutch801 Rm BT"/>
+          <w:sz w:val="22"/>
+          <w:szCs w:val="22"/>
+        </w:rPr>
+      </w:pPr>
     </w:p>
     <w:p>
       <w:pPr>
@@ -1137,7 +820,7 @@
 </file>
 
 <file path=word/endnotes.xml><?xml version="1.0" encoding="utf-8"?>
-<w:endnotes xmlns:wpc="http://schemas.microsoft.com/office/word/2010/wordprocessingCanvas" xmlns:mc="http://schemas.openxmlformats.org/markup-compatibility/2006" xmlns:o="urn:schemas-microsoft-com:office:office" xmlns:r="http://schemas.openxmlformats.org/officeDocument/2006/relationships" xmlns:m="http://schemas.openxmlformats.org/officeDocument/2006/math" xmlns:v="urn:schemas-microsoft-com:vml" xmlns:wp14="http://schemas.microsoft.com/office/word/2010/wordprocessingDrawing" xmlns:wp="http://schemas.openxmlformats.org/drawingml/2006/wordprocessingDrawing" xmlns:w10="urn:schemas-microsoft-com:office:word" xmlns:w="http://schemas.openxmlformats.org/wordprocessingml/2006/main" xmlns:w14="http://schemas.microsoft.com/office/word/2010/wordml" xmlns:w15="http://schemas.microsoft.com/office/word/2012/wordml" xmlns:wpg="http://schemas.microsoft.com/office/word/2010/wordprocessingGroup" xmlns:wpi="http://schemas.microsoft.com/office/word/2010/wordprocessingInk" xmlns:wne="http://schemas.microsoft.com/office/word/2006/wordml" xmlns:wps="http://schemas.microsoft.com/office/word/2010/wordprocessingShape" mc:Ignorable="w14 w15 wp14">
+<w:endnotes xmlns:wpc="http://schemas.microsoft.com/office/word/2010/wordprocessingCanvas" xmlns:cx="http://schemas.microsoft.com/office/drawing/2014/chartex" xmlns:cx1="http://schemas.microsoft.com/office/drawing/2015/9/8/chartex" xmlns:cx2="http://schemas.microsoft.com/office/drawing/2015/10/21/chartex" xmlns:cx3="http://schemas.microsoft.com/office/drawing/2016/5/9/chartex" xmlns:cx4="http://schemas.microsoft.com/office/drawing/2016/5/10/chartex" xmlns:cx5="http://schemas.microsoft.com/office/drawing/2016/5/11/chartex" xmlns:cx6="http://schemas.microsoft.com/office/drawing/2016/5/12/chartex" xmlns:cx7="http://schemas.microsoft.com/office/drawing/2016/5/13/chartex" xmlns:cx8="http://schemas.microsoft.com/office/drawing/2016/5/14/chartex" xmlns:mc="http://schemas.openxmlformats.org/markup-compatibility/2006" xmlns:aink="http://schemas.microsoft.com/office/drawing/2016/ink" xmlns:am3d="http://schemas.microsoft.com/office/drawing/2017/model3d" xmlns:o="urn:schemas-microsoft-com:office:office" xmlns:oel="http://schemas.microsoft.com/office/2019/extlst" xmlns:r="http://schemas.openxmlformats.org/officeDocument/2006/relationships" xmlns:m="http://schemas.openxmlformats.org/officeDocument/2006/math" xmlns:v="urn:schemas-microsoft-com:vml" xmlns:wp14="http://schemas.microsoft.com/office/word/2010/wordprocessingDrawing" xmlns:wp="http://schemas.openxmlformats.org/drawingml/2006/wordprocessingDrawing" xmlns:w10="urn:schemas-microsoft-com:office:word" xmlns:w="http://schemas.openxmlformats.org/wordprocessingml/2006/main" xmlns:w14="http://schemas.microsoft.com/office/word/2010/wordml" xmlns:w15="http://schemas.microsoft.com/office/word/2012/wordml" xmlns:w16cex="http://schemas.microsoft.com/office/word/2018/wordml/cex" xmlns:w16cid="http://schemas.microsoft.com/office/word/2016/wordml/cid" xmlns:w16="http://schemas.microsoft.com/office/word/2018/wordml" xmlns:w16sdtdh="http://schemas.microsoft.com/office/word/2020/wordml/sdtdatahash" xmlns:w16se="http://schemas.microsoft.com/office/word/2015/wordml/symex" xmlns:wpg="http://schemas.microsoft.com/office/word/2010/wordprocessingGroup" xmlns:wpi="http://schemas.microsoft.com/office/word/2010/wordprocessingInk" xmlns:wne="http://schemas.microsoft.com/office/word/2006/wordml" xmlns:wps="http://schemas.microsoft.com/office/word/2010/wordprocessingShape" mc:Ignorable="w14 w15 w16se w16cid w16 w16cex w16sdtdh wp14">
   <w:endnote w:type="separator" w:id="-1">
     <w:p>
       <w:r>
@@ -1156,7 +839,7 @@
 </file>
 
 <file path=word/footer1.xml><?xml version="1.0" encoding="utf-8"?>
-<w:ftr xmlns:wpc="http://schemas.microsoft.com/office/word/2010/wordprocessingCanvas" xmlns:mc="http://schemas.openxmlformats.org/markup-compatibility/2006" xmlns:o="urn:schemas-microsoft-com:office:office" xmlns:r="http://schemas.openxmlformats.org/officeDocument/2006/relationships" xmlns:m="http://schemas.openxmlformats.org/officeDocument/2006/math" xmlns:v="urn:schemas-microsoft-com:vml" xmlns:wp14="http://schemas.microsoft.com/office/word/2010/wordprocessingDrawing" xmlns:wp="http://schemas.openxmlformats.org/drawingml/2006/wordprocessingDrawing" xmlns:w10="urn:schemas-microsoft-com:office:word" xmlns:w="http://schemas.openxmlformats.org/wordprocessingml/2006/main" xmlns:w14="http://schemas.microsoft.com/office/word/2010/wordml" xmlns:w15="http://schemas.microsoft.com/office/word/2012/wordml" xmlns:wpg="http://schemas.microsoft.com/office/word/2010/wordprocessingGroup" xmlns:wpi="http://schemas.microsoft.com/office/word/2010/wordprocessingInk" xmlns:wne="http://schemas.microsoft.com/office/word/2006/wordml" xmlns:wps="http://schemas.microsoft.com/office/word/2010/wordprocessingShape" mc:Ignorable="w14 w15 wp14">
+<w:ftr xmlns:wpc="http://schemas.microsoft.com/office/word/2010/wordprocessingCanvas" xmlns:cx="http://schemas.microsoft.com/office/drawing/2014/chartex" xmlns:cx1="http://schemas.microsoft.com/office/drawing/2015/9/8/chartex" xmlns:cx2="http://schemas.microsoft.com/office/drawing/2015/10/21/chartex" xmlns:cx3="http://schemas.microsoft.com/office/drawing/2016/5/9/chartex" xmlns:cx4="http://schemas.microsoft.com/office/drawing/2016/5/10/chartex" xmlns:cx5="http://schemas.microsoft.com/office/drawing/2016/5/11/chartex" xmlns:cx6="http://schemas.microsoft.com/office/drawing/2016/5/12/chartex" xmlns:cx7="http://schemas.microsoft.com/office/drawing/2016/5/13/chartex" xmlns:cx8="http://schemas.microsoft.com/office/drawing/2016/5/14/chartex" xmlns:mc="http://schemas.openxmlformats.org/markup-compatibility/2006" xmlns:aink="http://schemas.microsoft.com/office/drawing/2016/ink" xmlns:am3d="http://schemas.microsoft.com/office/drawing/2017/model3d" xmlns:o="urn:schemas-microsoft-com:office:office" xmlns:oel="http://schemas.microsoft.com/office/2019/extlst" xmlns:r="http://schemas.openxmlformats.org/officeDocument/2006/relationships" xmlns:m="http://schemas.openxmlformats.org/officeDocument/2006/math" xmlns:v="urn:schemas-microsoft-com:vml" xmlns:wp14="http://schemas.microsoft.com/office/word/2010/wordprocessingDrawing" xmlns:wp="http://schemas.openxmlformats.org/drawingml/2006/wordprocessingDrawing" xmlns:w10="urn:schemas-microsoft-com:office:word" xmlns:w="http://schemas.openxmlformats.org/wordprocessingml/2006/main" xmlns:w14="http://schemas.microsoft.com/office/word/2010/wordml" xmlns:w15="http://schemas.microsoft.com/office/word/2012/wordml" xmlns:w16cex="http://schemas.microsoft.com/office/word/2018/wordml/cex" xmlns:w16cid="http://schemas.microsoft.com/office/word/2016/wordml/cid" xmlns:w16="http://schemas.microsoft.com/office/word/2018/wordml" xmlns:w16sdtdh="http://schemas.microsoft.com/office/word/2020/wordml/sdtdatahash" xmlns:w16se="http://schemas.microsoft.com/office/word/2015/wordml/symex" xmlns:wpg="http://schemas.microsoft.com/office/word/2010/wordprocessingGroup" xmlns:wpi="http://schemas.microsoft.com/office/word/2010/wordprocessingInk" xmlns:wne="http://schemas.microsoft.com/office/word/2006/wordml" xmlns:wps="http://schemas.microsoft.com/office/word/2010/wordprocessingShape" mc:Ignorable="w14 w15 w16se w16cid w16 w16cex w16sdtdh wp14">
   <w:p>
     <w:pPr>
       <w:pStyle w:val="Footer"/>
@@ -1166,7 +849,7 @@
 </file>
 
 <file path=word/footer2.xml><?xml version="1.0" encoding="utf-8"?>
-<w:ftr xmlns:wpc="http://schemas.microsoft.com/office/word/2010/wordprocessingCanvas" xmlns:mc="http://schemas.openxmlformats.org/markup-compatibility/2006" xmlns:o="urn:schemas-microsoft-com:office:office" xmlns:r="http://schemas.openxmlformats.org/officeDocument/2006/relationships" xmlns:m="http://schemas.openxmlformats.org/officeDocument/2006/math" xmlns:v="urn:schemas-microsoft-com:vml" xmlns:wp14="http://schemas.microsoft.com/office/word/2010/wordprocessingDrawing" xmlns:wp="http://schemas.openxmlformats.org/drawingml/2006/wordprocessingDrawing" xmlns:w10="urn:schemas-microsoft-com:office:word" xmlns:w="http://schemas.openxmlformats.org/wordprocessingml/2006/main" xmlns:w14="http://schemas.microsoft.com/office/word/2010/wordml" xmlns:w15="http://schemas.microsoft.com/office/word/2012/wordml" xmlns:wpg="http://schemas.microsoft.com/office/word/2010/wordprocessingGroup" xmlns:wpi="http://schemas.microsoft.com/office/word/2010/wordprocessingInk" xmlns:wne="http://schemas.microsoft.com/office/word/2006/wordml" xmlns:wps="http://schemas.microsoft.com/office/word/2010/wordprocessingShape" mc:Ignorable="w14 w15 wp14">
+<w:ftr xmlns:wpc="http://schemas.microsoft.com/office/word/2010/wordprocessingCanvas" xmlns:cx="http://schemas.microsoft.com/office/drawing/2014/chartex" xmlns:cx1="http://schemas.microsoft.com/office/drawing/2015/9/8/chartex" xmlns:cx2="http://schemas.microsoft.com/office/drawing/2015/10/21/chartex" xmlns:cx3="http://schemas.microsoft.com/office/drawing/2016/5/9/chartex" xmlns:cx4="http://schemas.microsoft.com/office/drawing/2016/5/10/chartex" xmlns:cx5="http://schemas.microsoft.com/office/drawing/2016/5/11/chartex" xmlns:cx6="http://schemas.microsoft.com/office/drawing/2016/5/12/chartex" xmlns:cx7="http://schemas.microsoft.com/office/drawing/2016/5/13/chartex" xmlns:cx8="http://schemas.microsoft.com/office/drawing/2016/5/14/chartex" xmlns:mc="http://schemas.openxmlformats.org/markup-compatibility/2006" xmlns:aink="http://schemas.microsoft.com/office/drawing/2016/ink" xmlns:am3d="http://schemas.microsoft.com/office/drawing/2017/model3d" xmlns:o="urn:schemas-microsoft-com:office:office" xmlns:oel="http://schemas.microsoft.com/office/2019/extlst" xmlns:r="http://schemas.openxmlformats.org/officeDocument/2006/relationships" xmlns:m="http://schemas.openxmlformats.org/officeDocument/2006/math" xmlns:v="urn:schemas-microsoft-com:vml" xmlns:wp14="http://schemas.microsoft.com/office/word/2010/wordprocessingDrawing" xmlns:wp="http://schemas.openxmlformats.org/drawingml/2006/wordprocessingDrawing" xmlns:w10="urn:schemas-microsoft-com:office:word" xmlns:w="http://schemas.openxmlformats.org/wordprocessingml/2006/main" xmlns:w14="http://schemas.microsoft.com/office/word/2010/wordml" xmlns:w15="http://schemas.microsoft.com/office/word/2012/wordml" xmlns:w16cex="http://schemas.microsoft.com/office/word/2018/wordml/cex" xmlns:w16cid="http://schemas.microsoft.com/office/word/2016/wordml/cid" xmlns:w16="http://schemas.microsoft.com/office/word/2018/wordml" xmlns:w16sdtdh="http://schemas.microsoft.com/office/word/2020/wordml/sdtdatahash" xmlns:w16se="http://schemas.microsoft.com/office/word/2015/wordml/symex" xmlns:wpg="http://schemas.microsoft.com/office/word/2010/wordprocessingGroup" xmlns:wpi="http://schemas.microsoft.com/office/word/2010/wordprocessingInk" xmlns:wne="http://schemas.microsoft.com/office/word/2006/wordml" xmlns:wps="http://schemas.microsoft.com/office/word/2010/wordprocessingShape" mc:Ignorable="w14 w15 w16se w16cid w16 w16cex w16sdtdh wp14">
   <w:p>
     <w:pPr>
       <w:pStyle w:val="Footer"/>
@@ -1176,7 +859,7 @@
 </file>
 
 <file path=word/footer3.xml><?xml version="1.0" encoding="utf-8"?>
-<w:ftr xmlns:wpc="http://schemas.microsoft.com/office/word/2010/wordprocessingCanvas" xmlns:mc="http://schemas.openxmlformats.org/markup-compatibility/2006" xmlns:o="urn:schemas-microsoft-com:office:office" xmlns:r="http://schemas.openxmlformats.org/officeDocument/2006/relationships" xmlns:m="http://schemas.openxmlformats.org/officeDocument/2006/math" xmlns:v="urn:schemas-microsoft-com:vml" xmlns:wp14="http://schemas.microsoft.com/office/word/2010/wordprocessingDrawing" xmlns:wp="http://schemas.openxmlformats.org/drawingml/2006/wordprocessingDrawing" xmlns:w10="urn:schemas-microsoft-com:office:word" xmlns:w="http://schemas.openxmlformats.org/wordprocessingml/2006/main" xmlns:w14="http://schemas.microsoft.com/office/word/2010/wordml" xmlns:w15="http://schemas.microsoft.com/office/word/2012/wordml" xmlns:wpg="http://schemas.microsoft.com/office/word/2010/wordprocessingGroup" xmlns:wpi="http://schemas.microsoft.com/office/word/2010/wordprocessingInk" xmlns:wne="http://schemas.microsoft.com/office/word/2006/wordml" xmlns:wps="http://schemas.microsoft.com/office/word/2010/wordprocessingShape" mc:Ignorable="w14 w15 wp14">
+<w:ftr xmlns:wpc="http://schemas.microsoft.com/office/word/2010/wordprocessingCanvas" xmlns:cx="http://schemas.microsoft.com/office/drawing/2014/chartex" xmlns:cx1="http://schemas.microsoft.com/office/drawing/2015/9/8/chartex" xmlns:cx2="http://schemas.microsoft.com/office/drawing/2015/10/21/chartex" xmlns:cx3="http://schemas.microsoft.com/office/drawing/2016/5/9/chartex" xmlns:cx4="http://schemas.microsoft.com/office/drawing/2016/5/10/chartex" xmlns:cx5="http://schemas.microsoft.com/office/drawing/2016/5/11/chartex" xmlns:cx6="http://schemas.microsoft.com/office/drawing/2016/5/12/chartex" xmlns:cx7="http://schemas.microsoft.com/office/drawing/2016/5/13/chartex" xmlns:cx8="http://schemas.microsoft.com/office/drawing/2016/5/14/chartex" xmlns:mc="http://schemas.openxmlformats.org/markup-compatibility/2006" xmlns:aink="http://schemas.microsoft.com/office/drawing/2016/ink" xmlns:am3d="http://schemas.microsoft.com/office/drawing/2017/model3d" xmlns:o="urn:schemas-microsoft-com:office:office" xmlns:oel="http://schemas.microsoft.com/office/2019/extlst" xmlns:r="http://schemas.openxmlformats.org/officeDocument/2006/relationships" xmlns:m="http://schemas.openxmlformats.org/officeDocument/2006/math" xmlns:v="urn:schemas-microsoft-com:vml" xmlns:wp14="http://schemas.microsoft.com/office/word/2010/wordprocessingDrawing" xmlns:wp="http://schemas.openxmlformats.org/drawingml/2006/wordprocessingDrawing" xmlns:w10="urn:schemas-microsoft-com:office:word" xmlns:w="http://schemas.openxmlformats.org/wordprocessingml/2006/main" xmlns:w14="http://schemas.microsoft.com/office/word/2010/wordml" xmlns:w15="http://schemas.microsoft.com/office/word/2012/wordml" xmlns:w16cex="http://schemas.microsoft.com/office/word/2018/wordml/cex" xmlns:w16cid="http://schemas.microsoft.com/office/word/2016/wordml/cid" xmlns:w16="http://schemas.microsoft.com/office/word/2018/wordml" xmlns:w16sdtdh="http://schemas.microsoft.com/office/word/2020/wordml/sdtdatahash" xmlns:w16se="http://schemas.microsoft.com/office/word/2015/wordml/symex" xmlns:wpg="http://schemas.microsoft.com/office/word/2010/wordprocessingGroup" xmlns:wpi="http://schemas.microsoft.com/office/word/2010/wordprocessingInk" xmlns:wne="http://schemas.microsoft.com/office/word/2006/wordml" xmlns:wps="http://schemas.microsoft.com/office/word/2010/wordprocessingShape" mc:Ignorable="w14 w15 w16se w16cid w16 w16cex w16sdtdh wp14">
   <w:p>
     <w:pPr>
       <w:pStyle w:val="Footer"/>
@@ -1186,7 +869,7 @@
 </file>
 
 <file path=word/footnotes.xml><?xml version="1.0" encoding="utf-8"?>
-<w:footnotes xmlns:wpc="http://schemas.microsoft.com/office/word/2010/wordprocessingCanvas" xmlns:mc="http://schemas.openxmlformats.org/markup-compatibility/2006" xmlns:o="urn:schemas-microsoft-com:office:office" xmlns:r="http://schemas.openxmlformats.org/officeDocument/2006/relationships" xmlns:m="http://schemas.openxmlformats.org/officeDocument/2006/math" xmlns:v="urn:schemas-microsoft-com:vml" xmlns:wp14="http://schemas.microsoft.com/office/word/2010/wordprocessingDrawing" xmlns:wp="http://schemas.openxmlformats.org/drawingml/2006/wordprocessingDrawing" xmlns:w10="urn:schemas-microsoft-com:office:word" xmlns:w="http://schemas.openxmlformats.org/wordprocessingml/2006/main" xmlns:w14="http://schemas.microsoft.com/office/word/2010/wordml" xmlns:w15="http://schemas.microsoft.com/office/word/2012/wordml" xmlns:wpg="http://schemas.microsoft.com/office/word/2010/wordprocessingGroup" xmlns:wpi="http://schemas.microsoft.com/office/word/2010/wordprocessingInk" xmlns:wne="http://schemas.microsoft.com/office/word/2006/wordml" xmlns:wps="http://schemas.microsoft.com/office/word/2010/wordprocessingShape" mc:Ignorable="w14 w15 wp14">
+<w:footnotes xmlns:wpc="http://schemas.microsoft.com/office/word/2010/wordprocessingCanvas" xmlns:cx="http://schemas.microsoft.com/office/drawing/2014/chartex" xmlns:cx1="http://schemas.microsoft.com/office/drawing/2015/9/8/chartex" xmlns:cx2="http://schemas.microsoft.com/office/drawing/2015/10/21/chartex" xmlns:cx3="http://schemas.microsoft.com/office/drawing/2016/5/9/chartex" xmlns:cx4="http://schemas.microsoft.com/office/drawing/2016/5/10/chartex" xmlns:cx5="http://schemas.microsoft.com/office/drawing/2016/5/11/chartex" xmlns:cx6="http://schemas.microsoft.com/office/drawing/2016/5/12/chartex" xmlns:cx7="http://schemas.microsoft.com/office/drawing/2016/5/13/chartex" xmlns:cx8="http://schemas.microsoft.com/office/drawing/2016/5/14/chartex" xmlns:mc="http://schemas.openxmlformats.org/markup-compatibility/2006" xmlns:aink="http://schemas.microsoft.com/office/drawing/2016/ink" xmlns:am3d="http://schemas.microsoft.com/office/drawing/2017/model3d" xmlns:o="urn:schemas-microsoft-com:office:office" xmlns:oel="http://schemas.microsoft.com/office/2019/extlst" xmlns:r="http://schemas.openxmlformats.org/officeDocument/2006/relationships" xmlns:m="http://schemas.openxmlformats.org/officeDocument/2006/math" xmlns:v="urn:schemas-microsoft-com:vml" xmlns:wp14="http://schemas.microsoft.com/office/word/2010/wordprocessingDrawing" xmlns:wp="http://schemas.openxmlformats.org/drawingml/2006/wordprocessingDrawing" xmlns:w10="urn:schemas-microsoft-com:office:word" xmlns:w="http://schemas.openxmlformats.org/wordprocessingml/2006/main" xmlns:w14="http://schemas.microsoft.com/office/word/2010/wordml" xmlns:w15="http://schemas.microsoft.com/office/word/2012/wordml" xmlns:w16cex="http://schemas.microsoft.com/office/word/2018/wordml/cex" xmlns:w16cid="http://schemas.microsoft.com/office/word/2016/wordml/cid" xmlns:w16="http://schemas.microsoft.com/office/word/2018/wordml" xmlns:w16sdtdh="http://schemas.microsoft.com/office/word/2020/wordml/sdtdatahash" xmlns:w16se="http://schemas.microsoft.com/office/word/2015/wordml/symex" xmlns:wpg="http://schemas.microsoft.com/office/word/2010/wordprocessingGroup" xmlns:wpi="http://schemas.microsoft.com/office/word/2010/wordprocessingInk" xmlns:wne="http://schemas.microsoft.com/office/word/2006/wordml" xmlns:wps="http://schemas.microsoft.com/office/word/2010/wordprocessingShape" mc:Ignorable="w14 w15 w16se w16cid w16 w16cex w16sdtdh wp14">
   <w:footnote w:type="separator" w:id="-1">
     <w:p>
       <w:r>
@@ -1205,7 +888,7 @@
 </file>
 
 <file path=word/header1.xml><?xml version="1.0" encoding="utf-8"?>
-<w:hdr xmlns:wpc="http://schemas.microsoft.com/office/word/2010/wordprocessingCanvas" xmlns:mc="http://schemas.openxmlformats.org/markup-compatibility/2006" xmlns:o="urn:schemas-microsoft-com:office:office" xmlns:r="http://schemas.openxmlformats.org/officeDocument/2006/relationships" xmlns:m="http://schemas.openxmlformats.org/officeDocument/2006/math" xmlns:v="urn:schemas-microsoft-com:vml" xmlns:wp14="http://schemas.microsoft.com/office/word/2010/wordprocessingDrawing" xmlns:wp="http://schemas.openxmlformats.org/drawingml/2006/wordprocessingDrawing" xmlns:w10="urn:schemas-microsoft-com:office:word" xmlns:w="http://schemas.openxmlformats.org/wordprocessingml/2006/main" xmlns:w14="http://schemas.microsoft.com/office/word/2010/wordml" xmlns:w15="http://schemas.microsoft.com/office/word/2012/wordml" xmlns:wpg="http://schemas.microsoft.com/office/word/2010/wordprocessingGroup" xmlns:wpi="http://schemas.microsoft.com/office/word/2010/wordprocessingInk" xmlns:wne="http://schemas.microsoft.com/office/word/2006/wordml" xmlns:wps="http://schemas.microsoft.com/office/word/2010/wordprocessingShape" mc:Ignorable="w14 w15 wp14">
+<w:hdr xmlns:wpc="http://schemas.microsoft.com/office/word/2010/wordprocessingCanvas" xmlns:cx="http://schemas.microsoft.com/office/drawing/2014/chartex" xmlns:cx1="http://schemas.microsoft.com/office/drawing/2015/9/8/chartex" xmlns:cx2="http://schemas.microsoft.com/office/drawing/2015/10/21/chartex" xmlns:cx3="http://schemas.microsoft.com/office/drawing/2016/5/9/chartex" xmlns:cx4="http://schemas.microsoft.com/office/drawing/2016/5/10/chartex" xmlns:cx5="http://schemas.microsoft.com/office/drawing/2016/5/11/chartex" xmlns:cx6="http://schemas.microsoft.com/office/drawing/2016/5/12/chartex" xmlns:cx7="http://schemas.microsoft.com/office/drawing/2016/5/13/chartex" xmlns:cx8="http://schemas.microsoft.com/office/drawing/2016/5/14/chartex" xmlns:mc="http://schemas.openxmlformats.org/markup-compatibility/2006" xmlns:aink="http://schemas.microsoft.com/office/drawing/2016/ink" xmlns:am3d="http://schemas.microsoft.com/office/drawing/2017/model3d" xmlns:o="urn:schemas-microsoft-com:office:office" xmlns:oel="http://schemas.microsoft.com/office/2019/extlst" xmlns:r="http://schemas.openxmlformats.org/officeDocument/2006/relationships" xmlns:m="http://schemas.openxmlformats.org/officeDocument/2006/math" xmlns:v="urn:schemas-microsoft-com:vml" xmlns:wp14="http://schemas.microsoft.com/office/word/2010/wordprocessingDrawing" xmlns:wp="http://schemas.openxmlformats.org/drawingml/2006/wordprocessingDrawing" xmlns:w10="urn:schemas-microsoft-com:office:word" xmlns:w="http://schemas.openxmlformats.org/wordprocessingml/2006/main" xmlns:w14="http://schemas.microsoft.com/office/word/2010/wordml" xmlns:w15="http://schemas.microsoft.com/office/word/2012/wordml" xmlns:w16cex="http://schemas.microsoft.com/office/word/2018/wordml/cex" xmlns:w16cid="http://schemas.microsoft.com/office/word/2016/wordml/cid" xmlns:w16="http://schemas.microsoft.com/office/word/2018/wordml" xmlns:w16sdtdh="http://schemas.microsoft.com/office/word/2020/wordml/sdtdatahash" xmlns:w16se="http://schemas.microsoft.com/office/word/2015/wordml/symex" xmlns:wpg="http://schemas.microsoft.com/office/word/2010/wordprocessingGroup" xmlns:wpi="http://schemas.microsoft.com/office/word/2010/wordprocessingInk" xmlns:wne="http://schemas.microsoft.com/office/word/2006/wordml" xmlns:wps="http://schemas.microsoft.com/office/word/2010/wordprocessingShape" mc:Ignorable="w14 w15 w16se w16cid w16 w16cex w16sdtdh wp14">
   <w:p>
     <w:pPr>
       <w:pStyle w:val="Header"/>
@@ -1215,7 +898,7 @@
 </file>
 
 <file path=word/header2.xml><?xml version="1.0" encoding="utf-8"?>
-<w:hdr xmlns:wpc="http://schemas.microsoft.com/office/word/2010/wordprocessingCanvas" xmlns:mc="http://schemas.openxmlformats.org/markup-compatibility/2006" xmlns:o="urn:schemas-microsoft-com:office:office" xmlns:r="http://schemas.openxmlformats.org/officeDocument/2006/relationships" xmlns:m="http://schemas.openxmlformats.org/officeDocument/2006/math" xmlns:v="urn:schemas-microsoft-com:vml" xmlns:wp14="http://schemas.microsoft.com/office/word/2010/wordprocessingDrawing" xmlns:wp="http://schemas.openxmlformats.org/drawingml/2006/wordprocessingDrawing" xmlns:w10="urn:schemas-microsoft-com:office:word" xmlns:w="http://schemas.openxmlformats.org/wordprocessingml/2006/main" xmlns:w14="http://schemas.microsoft.com/office/word/2010/wordml" xmlns:w15="http://schemas.microsoft.com/office/word/2012/wordml" xmlns:wpg="http://schemas.microsoft.com/office/word/2010/wordprocessingGroup" xmlns:wpi="http://schemas.microsoft.com/office/word/2010/wordprocessingInk" xmlns:wne="http://schemas.microsoft.com/office/word/2006/wordml" xmlns:wps="http://schemas.microsoft.com/office/word/2010/wordprocessingShape" mc:Ignorable="w14 w15 wp14">
+<w:hdr xmlns:wpc="http://schemas.microsoft.com/office/word/2010/wordprocessingCanvas" xmlns:cx="http://schemas.microsoft.com/office/drawing/2014/chartex" xmlns:cx1="http://schemas.microsoft.com/office/drawing/2015/9/8/chartex" xmlns:cx2="http://schemas.microsoft.com/office/drawing/2015/10/21/chartex" xmlns:cx3="http://schemas.microsoft.com/office/drawing/2016/5/9/chartex" xmlns:cx4="http://schemas.microsoft.com/office/drawing/2016/5/10/chartex" xmlns:cx5="http://schemas.microsoft.com/office/drawing/2016/5/11/chartex" xmlns:cx6="http://schemas.microsoft.com/office/drawing/2016/5/12/chartex" xmlns:cx7="http://schemas.microsoft.com/office/drawing/2016/5/13/chartex" xmlns:cx8="http://schemas.microsoft.com/office/drawing/2016/5/14/chartex" xmlns:mc="http://schemas.openxmlformats.org/markup-compatibility/2006" xmlns:aink="http://schemas.microsoft.com/office/drawing/2016/ink" xmlns:am3d="http://schemas.microsoft.com/office/drawing/2017/model3d" xmlns:o="urn:schemas-microsoft-com:office:office" xmlns:oel="http://schemas.microsoft.com/office/2019/extlst" xmlns:r="http://schemas.openxmlformats.org/officeDocument/2006/relationships" xmlns:m="http://schemas.openxmlformats.org/officeDocument/2006/math" xmlns:v="urn:schemas-microsoft-com:vml" xmlns:wp14="http://schemas.microsoft.com/office/word/2010/wordprocessingDrawing" xmlns:wp="http://schemas.openxmlformats.org/drawingml/2006/wordprocessingDrawing" xmlns:w10="urn:schemas-microsoft-com:office:word" xmlns:w="http://schemas.openxmlformats.org/wordprocessingml/2006/main" xmlns:w14="http://schemas.microsoft.com/office/word/2010/wordml" xmlns:w15="http://schemas.microsoft.com/office/word/2012/wordml" xmlns:w16cex="http://schemas.microsoft.com/office/word/2018/wordml/cex" xmlns:w16cid="http://schemas.microsoft.com/office/word/2016/wordml/cid" xmlns:w16="http://schemas.microsoft.com/office/word/2018/wordml" xmlns:w16sdtdh="http://schemas.microsoft.com/office/word/2020/wordml/sdtdatahash" xmlns:w16se="http://schemas.microsoft.com/office/word/2015/wordml/symex" xmlns:wpg="http://schemas.microsoft.com/office/word/2010/wordprocessingGroup" xmlns:wpi="http://schemas.microsoft.com/office/word/2010/wordprocessingInk" xmlns:wne="http://schemas.microsoft.com/office/word/2006/wordml" xmlns:wps="http://schemas.microsoft.com/office/word/2010/wordprocessingShape" mc:Ignorable="w14 w15 w16se w16cid w16 w16cex w16sdtdh wp14">
   <w:p>
     <w:pPr>
       <w:pStyle w:val="Header"/>
@@ -1225,7 +908,7 @@
 </file>
 
 <file path=word/header3.xml><?xml version="1.0" encoding="utf-8"?>
-<w:hdr xmlns:wpc="http://schemas.microsoft.com/office/word/2010/wordprocessingCanvas" xmlns:mc="http://schemas.openxmlformats.org/markup-compatibility/2006" xmlns:o="urn:schemas-microsoft-com:office:office" xmlns:r="http://schemas.openxmlformats.org/officeDocument/2006/relationships" xmlns:m="http://schemas.openxmlformats.org/officeDocument/2006/math" xmlns:v="urn:schemas-microsoft-com:vml" xmlns:wp14="http://schemas.microsoft.com/office/word/2010/wordprocessingDrawing" xmlns:wp="http://schemas.openxmlformats.org/drawingml/2006/wordprocessingDrawing" xmlns:w10="urn:schemas-microsoft-com:office:word" xmlns:w="http://schemas.openxmlformats.org/wordprocessingml/2006/main" xmlns:w14="http://schemas.microsoft.com/office/word/2010/wordml" xmlns:w15="http://schemas.microsoft.com/office/word/2012/wordml" xmlns:wpg="http://schemas.microsoft.com/office/word/2010/wordprocessingGroup" xmlns:wpi="http://schemas.microsoft.com/office/word/2010/wordprocessingInk" xmlns:wne="http://schemas.microsoft.com/office/word/2006/wordml" xmlns:wps="http://schemas.microsoft.com/office/word/2010/wordprocessingShape" mc:Ignorable="w14 w15 wp14">
+<w:hdr xmlns:wpc="http://schemas.microsoft.com/office/word/2010/wordprocessingCanvas" xmlns:cx="http://schemas.microsoft.com/office/drawing/2014/chartex" xmlns:cx1="http://schemas.microsoft.com/office/drawing/2015/9/8/chartex" xmlns:cx2="http://schemas.microsoft.com/office/drawing/2015/10/21/chartex" xmlns:cx3="http://schemas.microsoft.com/office/drawing/2016/5/9/chartex" xmlns:cx4="http://schemas.microsoft.com/office/drawing/2016/5/10/chartex" xmlns:cx5="http://schemas.microsoft.com/office/drawing/2016/5/11/chartex" xmlns:cx6="http://schemas.microsoft.com/office/drawing/2016/5/12/chartex" xmlns:cx7="http://schemas.microsoft.com/office/drawing/2016/5/13/chartex" xmlns:cx8="http://schemas.microsoft.com/office/drawing/2016/5/14/chartex" xmlns:mc="http://schemas.openxmlformats.org/markup-compatibility/2006" xmlns:aink="http://schemas.microsoft.com/office/drawing/2016/ink" xmlns:am3d="http://schemas.microsoft.com/office/drawing/2017/model3d" xmlns:o="urn:schemas-microsoft-com:office:office" xmlns:oel="http://schemas.microsoft.com/office/2019/extlst" xmlns:r="http://schemas.openxmlformats.org/officeDocument/2006/relationships" xmlns:m="http://schemas.openxmlformats.org/officeDocument/2006/math" xmlns:v="urn:schemas-microsoft-com:vml" xmlns:wp14="http://schemas.microsoft.com/office/word/2010/wordprocessingDrawing" xmlns:wp="http://schemas.openxmlformats.org/drawingml/2006/wordprocessingDrawing" xmlns:w10="urn:schemas-microsoft-com:office:word" xmlns:w="http://schemas.openxmlformats.org/wordprocessingml/2006/main" xmlns:w14="http://schemas.microsoft.com/office/word/2010/wordml" xmlns:w15="http://schemas.microsoft.com/office/word/2012/wordml" xmlns:w16cex="http://schemas.microsoft.com/office/word/2018/wordml/cex" xmlns:w16cid="http://schemas.microsoft.com/office/word/2016/wordml/cid" xmlns:w16="http://schemas.microsoft.com/office/word/2018/wordml" xmlns:w16sdtdh="http://schemas.microsoft.com/office/word/2020/wordml/sdtdatahash" xmlns:w16se="http://schemas.microsoft.com/office/word/2015/wordml/symex" xmlns:wpg="http://schemas.microsoft.com/office/word/2010/wordprocessingGroup" xmlns:wpi="http://schemas.microsoft.com/office/word/2010/wordprocessingInk" xmlns:wne="http://schemas.microsoft.com/office/word/2006/wordml" xmlns:wps="http://schemas.microsoft.com/office/word/2010/wordprocessingShape" mc:Ignorable="w14 w15 w16se w16cid w16 w16cex w16sdtdh wp14">
   <w:p>
     <w:pPr>
       <w:pStyle w:val="Header"/>
@@ -1235,7 +918,7 @@
 </file>
 
 <file path=word/styles.xml><?xml version="1.0" encoding="utf-8"?>
-<w:styles xmlns:mc="http://schemas.openxmlformats.org/markup-compatibility/2006" xmlns:r="http://schemas.openxmlformats.org/officeDocument/2006/relationships" xmlns:w="http://schemas.openxmlformats.org/wordprocessingml/2006/main" xmlns:w14="http://schemas.microsoft.com/office/word/2010/wordml" xmlns:w15="http://schemas.microsoft.com/office/word/2012/wordml" mc:Ignorable="w14 w15">
+<w:styles xmlns:mc="http://schemas.openxmlformats.org/markup-compatibility/2006" xmlns:r="http://schemas.openxmlformats.org/officeDocument/2006/relationships" xmlns:w="http://schemas.openxmlformats.org/wordprocessingml/2006/main" xmlns:w14="http://schemas.microsoft.com/office/word/2010/wordml" xmlns:w15="http://schemas.microsoft.com/office/word/2012/wordml" xmlns:w16cex="http://schemas.microsoft.com/office/word/2018/wordml/cex" xmlns:w16cid="http://schemas.microsoft.com/office/word/2016/wordml/cid" xmlns:w16="http://schemas.microsoft.com/office/word/2018/wordml" xmlns:w16sdtdh="http://schemas.microsoft.com/office/word/2020/wordml/sdtdatahash" xmlns:w16se="http://schemas.microsoft.com/office/word/2015/wordml/symex" mc:Ignorable="w14 w15 w16se w16cid w16 w16cex w16sdtdh">
   <w:docDefaults>
     <w:rPrDefault>
       <w:rPr>
@@ -1251,7 +934,7 @@
       </w:pPr>
     </w:pPrDefault>
   </w:docDefaults>
-  <w:latentStyles w:defLockedState="0" w:defUIPriority="99" w:defSemiHidden="0" w:defUnhideWhenUsed="0" w:defQFormat="0" w:count="371">
+  <w:latentStyles w:defLockedState="0" w:defUIPriority="99" w:defSemiHidden="0" w:defUnhideWhenUsed="0" w:defQFormat="0" w:count="376">
     <w:lsdException w:name="Normal" w:uiPriority="0" w:qFormat="1"/>
     <w:lsdException w:name="heading 1" w:uiPriority="9" w:qFormat="1"/>
     <w:lsdException w:name="heading 2" w:semiHidden="1" w:uiPriority="9" w:unhideWhenUsed="1" w:qFormat="1"/>
@@ -1623,6 +1306,11 @@
     <w:lsdException w:name="List Table 5 Dark Accent 6" w:uiPriority="50"/>
     <w:lsdException w:name="List Table 6 Colorful Accent 6" w:uiPriority="51"/>
     <w:lsdException w:name="List Table 7 Colorful Accent 6" w:uiPriority="52"/>
+    <w:lsdException w:name="Mention" w:semiHidden="1" w:unhideWhenUsed="1"/>
+    <w:lsdException w:name="Smart Hyperlink" w:semiHidden="1" w:unhideWhenUsed="1"/>
+    <w:lsdException w:name="Hashtag" w:semiHidden="1" w:unhideWhenUsed="1"/>
+    <w:lsdException w:name="Unresolved Mention" w:semiHidden="1" w:unhideWhenUsed="1"/>
+    <w:lsdException w:name="Smart Link" w:semiHidden="1" w:unhideWhenUsed="1"/>
   </w:latentStyles>
   <w:style w:type="paragraph" w:default="1" w:styleId="Normal">
     <w:name w:val="Normal"/>
